--- a/Games/PC/Strategy/Commandos Behind Enemy Lines (2.51 GB)/2-Documentation (197 MB)/2-Guides & Walkthroughs/Source.docx
+++ b/Games/PC/Strategy/Commandos Behind Enemy Lines (2.51 GB)/2-Documentation (197 MB)/2-Guides & Walkthroughs/Source.docx
@@ -23,21 +23,17 @@
       <w:r>
         <w:t>: [</w:t>
       </w:r>
-      <w:proofErr w:type="spellStart"/>
       <w:r>
         <w:t>gamespot_com_games_commandos_behind_enemy_lines_cheats</w:t>
       </w:r>
-      <w:proofErr w:type="spellEnd"/>
+      <w:r>
+        <w:t>.pdf</w:t>
+      </w:r>
       <w:r>
         <w:t xml:space="preserve"> -&gt; </w:t>
       </w:r>
-      <w:proofErr w:type="spellStart"/>
-      <w:r>
-        <w:t>GameSpot</w:t>
-      </w:r>
-      <w:proofErr w:type="spellEnd"/>
-      <w:r>
-        <w:t xml:space="preserve"> </w:t>
+      <w:r>
+        <w:t xml:space="preserve">GameSpot </w:t>
       </w:r>
       <w:r>
         <w:t xml:space="preserve">Cheats &amp; Guides </w:t>
@@ -49,21 +45,13 @@
         <w:t xml:space="preserve"> Commandos – Behind Enemy Lines</w:t>
       </w:r>
       <w:r>
+        <w:t>.pdf</w:t>
+      </w:r>
+      <w:r>
         <w:t>] [</w:t>
       </w:r>
-      <w:proofErr w:type="spellStart"/>
-      <w:r>
-        <w:t>GameSpot</w:t>
-      </w:r>
-      <w:proofErr w:type="spellEnd"/>
-      <w:r>
-        <w:t xml:space="preserve"> </w:t>
-      </w:r>
-      <w:r>
-        <w:t>Cheats &amp; Guides</w:t>
-      </w:r>
-      <w:r>
-        <w:t>: Commandos – Behind Enemy Lines</w:t>
+      <w:r>
+        <w:t>Commandos: Behind Enemy Lines - PC - Documentation 15 -&gt; GameSpot Cheats &amp; Guides - Commandos – Behind Enemy Lines</w:t>
       </w:r>
       <w:r>
         <w:t>]</w:t>
@@ -120,12 +108,51 @@
           <w:b/>
           <w:bCs/>
         </w:rPr>
+        <w:t xml:space="preserve">Source </w:t>
+      </w:r>
+      <w:r>
+        <w:rPr>
+          <w:b/>
+          <w:bCs/>
+        </w:rPr>
+        <w:t>Platform</w:t>
+      </w:r>
+      <w:r>
+        <w:t xml:space="preserve">: </w:t>
+      </w:r>
+      <w:r>
+        <w:t>GameSpot (</w:t>
+      </w:r>
+      <w:hyperlink r:id="rId5" w:history="1">
+        <w:r>
+          <w:rPr>
+            <w:rStyle w:val="Hyperlink"/>
+          </w:rPr>
+          <w:t>https://www.gamespot.com</w:t>
+        </w:r>
+      </w:hyperlink>
+      <w:r>
+        <w:t>)</w:t>
+      </w:r>
+    </w:p>
+    <w:p>
+      <w:pPr>
+        <w:ind w:left="720"/>
+      </w:pPr>
+      <w:r>
+        <w:t xml:space="preserve">* </w:t>
+      </w:r>
+      <w:r>
+        <w:rPr>
+          <w:b/>
+          <w:bCs/>
+        </w:rPr>
         <w:t>Download Source</w:t>
       </w:r>
       <w:r>
         <w:t xml:space="preserve">: </w:t>
       </w:r>
-      <w:hyperlink r:id="rId5" w:history="1">
+      <w:hyperlink r:id="rId6" w:history="1">
         <w:r>
           <w:rPr>
             <w:rStyle w:val="Hyperlink"/>
@@ -150,10 +177,17 @@
         <w:t>Download Server / Mirror</w:t>
       </w:r>
       <w:r>
-        <w:t>: www.gamespot.com</w:t>
-      </w:r>
-      <w:r>
-        <w:br/>
+        <w:t xml:space="preserve">: </w:t>
+      </w:r>
+      <w:r>
+        <w:t>https://www.gamespot.com [GameSpot Main Web Server]</w:t>
+      </w:r>
+    </w:p>
+    <w:p>
+      <w:pPr>
+        <w:ind w:left="720"/>
+      </w:pPr>
+      <w:r>
         <w:t xml:space="preserve">* </w:t>
       </w:r>
       <w:r>
@@ -164,7 +198,18 @@
         <w:t>Download Method</w:t>
       </w:r>
       <w:r>
-        <w:t>: https://www.sejda.com/html-to-pdf -&gt; convert html to pdf</w:t>
+        <w:t xml:space="preserve">: </w:t>
+      </w:r>
+      <w:r>
+        <w:t xml:space="preserve">Web Tool: </w:t>
+      </w:r>
+      <w:proofErr w:type="spellStart"/>
+      <w:r>
+        <w:t>Sejda</w:t>
+      </w:r>
+      <w:proofErr w:type="spellEnd"/>
+      <w:r>
+        <w:t xml:space="preserve"> - HTML to PDF (https://www.sejda.com/html-to-pdf) [convert html to pdf]</w:t>
       </w:r>
     </w:p>
     <w:p>
@@ -239,10 +284,36 @@
         <w:t xml:space="preserve">: </w:t>
       </w:r>
       <w:r>
-        <w:t xml:space="preserve">KINGSTON Games (F:)/Games/.. </w:t>
-      </w:r>
-      <w:r>
-        <w:br/>
+        <w:t>KINGSTON Games (F:)/Games/..</w:t>
+      </w:r>
+      <w:r>
+        <w:t xml:space="preserve"> | </w:t>
+      </w:r>
+      <w:proofErr w:type="spellStart"/>
+      <w:r>
+        <w:t>StorageType</w:t>
+      </w:r>
+      <w:proofErr w:type="spellEnd"/>
+      <w:r>
+        <w:t xml:space="preserve">: Cloud -&gt; Platform: GitHub -&gt; Account: gamekingdomelbaf1 -&gt; Repository: </w:t>
+      </w:r>
+      <w:proofErr w:type="spellStart"/>
+      <w:r>
+        <w:t>KingdomheartsGame</w:t>
+      </w:r>
+      <w:proofErr w:type="spellEnd"/>
+      <w:r>
+        <w:t xml:space="preserve"> -&gt; Path: Games/PC/Strategy/Commandos Behind Enemy Lines (2.51 GB)/</w:t>
+      </w:r>
+      <w:r>
+        <w:t>..</w:t>
+      </w:r>
+    </w:p>
+    <w:p>
+      <w:pPr>
+        <w:ind w:left="720"/>
+      </w:pPr>
+      <w:r>
         <w:t xml:space="preserve">* </w:t>
       </w:r>
       <w:r>
@@ -321,10 +392,7 @@
         <w:t>.pdf] [</w:t>
       </w:r>
       <w:r>
-        <w:t>Fandom</w:t>
-      </w:r>
-      <w:r>
-        <w:t>: Commandos – Behind Enemy Lines</w:t>
+        <w:t>Commandos: Behind Enemy Lines - PC - Documentation 16 -&gt; Fandom - Commandos – Behind Enemy Lines</w:t>
       </w:r>
       <w:r>
         <w:t>]</w:t>
@@ -381,12 +449,51 @@
           <w:b/>
           <w:bCs/>
         </w:rPr>
+        <w:t xml:space="preserve">Source </w:t>
+      </w:r>
+      <w:r>
+        <w:rPr>
+          <w:b/>
+          <w:bCs/>
+        </w:rPr>
+        <w:t>Platform</w:t>
+      </w:r>
+      <w:r>
+        <w:t xml:space="preserve">: </w:t>
+      </w:r>
+      <w:r>
+        <w:t>Fandom (</w:t>
+      </w:r>
+      <w:hyperlink r:id="rId7" w:history="1">
+        <w:r>
+          <w:rPr>
+            <w:rStyle w:val="Hyperlink"/>
+          </w:rPr>
+          <w:t>https://www.fandom.com</w:t>
+        </w:r>
+      </w:hyperlink>
+      <w:r>
+        <w:t>)</w:t>
+      </w:r>
+    </w:p>
+    <w:p>
+      <w:pPr>
+        <w:ind w:left="720"/>
+      </w:pPr>
+      <w:r>
+        <w:t xml:space="preserve">* </w:t>
+      </w:r>
+      <w:r>
+        <w:rPr>
+          <w:b/>
+          <w:bCs/>
+        </w:rPr>
         <w:t>Download Source</w:t>
       </w:r>
       <w:r>
         <w:t xml:space="preserve">: </w:t>
       </w:r>
-      <w:hyperlink r:id="rId6" w:history="1">
+      <w:hyperlink r:id="rId8" w:history="1">
         <w:r>
           <w:rPr>
             <w:rStyle w:val="Hyperlink"/>
@@ -397,10 +504,13 @@
       <w:r>
         <w:t xml:space="preserve"> </w:t>
       </w:r>
-      <w:r>
-        <w:br/>
-      </w:r>
-      <w:r>
+    </w:p>
+    <w:p>
+      <w:pPr>
+        <w:ind w:left="720"/>
+      </w:pPr>
+      <w:r>
+        <w:lastRenderedPageBreak/>
         <w:t xml:space="preserve">* </w:t>
       </w:r>
       <w:r>
@@ -411,10 +521,17 @@
         <w:t>Download Server / Mirror</w:t>
       </w:r>
       <w:r>
-        <w:t>: commandos.fandom.com</w:t>
-      </w:r>
-      <w:r>
-        <w:br/>
+        <w:t xml:space="preserve">: </w:t>
+      </w:r>
+      <w:r>
+        <w:t>https://www.fandom.com [Fandom Main Web Server]</w:t>
+      </w:r>
+    </w:p>
+    <w:p>
+      <w:pPr>
+        <w:ind w:left="720"/>
+      </w:pPr>
+      <w:r>
         <w:t xml:space="preserve">* </w:t>
       </w:r>
       <w:r>
@@ -425,7 +542,10 @@
         <w:t>Download Method</w:t>
       </w:r>
       <w:r>
-        <w:t xml:space="preserve">: - </w:t>
+        <w:t xml:space="preserve">: </w:t>
+      </w:r>
+      <w:r>
+        <w:t xml:space="preserve">Browser Extension: </w:t>
       </w:r>
       <w:proofErr w:type="spellStart"/>
       <w:r>
@@ -433,31 +553,15 @@
       </w:r>
       <w:proofErr w:type="spellEnd"/>
       <w:r>
-        <w:t xml:space="preserve"> </w:t>
-      </w:r>
-      <w:r>
-        <w:t>extension </w:t>
-      </w:r>
-      <w:r>
-        <w:t>-&gt; get html file</w:t>
-      </w:r>
-      <w:r>
-        <w:br/>
-        <w:t xml:space="preserve"> - </w:t>
-      </w:r>
-      <w:hyperlink r:id="rId7" w:history="1">
-        <w:r>
-          <w:rPr>
-            <w:rStyle w:val="Hyperlink"/>
-          </w:rPr>
-          <w:t>https://www.sejda.com/html-to-pdf</w:t>
-        </w:r>
-      </w:hyperlink>
-      <w:r>
-        <w:t xml:space="preserve"> -&gt; </w:t>
-      </w:r>
-      <w:r>
-        <w:t>convert html to pdf</w:t>
+        <w:t xml:space="preserve"> (https://chromewebstore.google.com/detail/singlefile/mpiodijhokgodhhofbcjdecpffjipkle) [Used to save the full webpage as a single HTML file] → Web Tool: </w:t>
+      </w:r>
+      <w:proofErr w:type="spellStart"/>
+      <w:r>
+        <w:t>Sejda</w:t>
+      </w:r>
+      <w:proofErr w:type="spellEnd"/>
+      <w:r>
+        <w:t xml:space="preserve"> – HTML to PDF (https://www.sejda.com/html-to-pdf) [Used to convert the saved HTML file into a PDF document] </w:t>
       </w:r>
     </w:p>
     <w:p>
@@ -519,7 +623,6 @@
         <w:ind w:left="720"/>
       </w:pPr>
       <w:r>
-        <w:lastRenderedPageBreak/>
         <w:t xml:space="preserve">* </w:t>
       </w:r>
       <w:r>
@@ -533,10 +636,36 @@
         <w:t xml:space="preserve">: </w:t>
       </w:r>
       <w:r>
-        <w:t xml:space="preserve">KINGSTON Games (F:)/Games/.. </w:t>
-      </w:r>
-      <w:r>
-        <w:br/>
+        <w:t>KINGSTON Games (F:)/Games/..</w:t>
+      </w:r>
+      <w:r>
+        <w:t xml:space="preserve"> | </w:t>
+      </w:r>
+      <w:proofErr w:type="spellStart"/>
+      <w:r>
+        <w:t>StorageType</w:t>
+      </w:r>
+      <w:proofErr w:type="spellEnd"/>
+      <w:r>
+        <w:t xml:space="preserve">: Cloud -&gt; Platform: GitHub -&gt; Account: gamekingdomelbaf1 -&gt; Repository: </w:t>
+      </w:r>
+      <w:proofErr w:type="spellStart"/>
+      <w:r>
+        <w:t>KingdomheartsGame</w:t>
+      </w:r>
+      <w:proofErr w:type="spellEnd"/>
+      <w:r>
+        <w:t xml:space="preserve"> -&gt; Path: Games/PC/Strategy/Commandos Behind Enemy Lines (2.51 GB)/</w:t>
+      </w:r>
+      <w:r>
+        <w:t>..</w:t>
+      </w:r>
+    </w:p>
+    <w:p>
+      <w:pPr>
+        <w:ind w:left="720"/>
+      </w:pPr>
+      <w:r>
         <w:t xml:space="preserve">* </w:t>
       </w:r>
       <w:r>
@@ -609,34 +738,7 @@
         <w:t>] [</w:t>
       </w:r>
       <w:r>
-        <w:t>Fandom</w:t>
-      </w:r>
-      <w:r>
-        <w:t>: Commandos</w:t>
-      </w:r>
-      <w:r>
-        <w:t>:</w:t>
-      </w:r>
-      <w:r>
-        <w:t xml:space="preserve"> Behind Enemy Lines</w:t>
-      </w:r>
-      <w:r>
-        <w:t>:</w:t>
-      </w:r>
-      <w:r>
-        <w:t xml:space="preserve"> </w:t>
-      </w:r>
-      <w:r>
-        <w:t>Missions</w:t>
-      </w:r>
-      <w:r>
-        <w:t>:</w:t>
-      </w:r>
-      <w:r>
-        <w:t xml:space="preserve"> </w:t>
-      </w:r>
-      <w:r>
-        <w:t>Baptism of Fire</w:t>
+        <w:t>Commandos: Behind Enemy Lines - PC - Documentation 17 -&gt; Fandom - Commandos - Behind Enemy Lines - Missions - Baptism of Fire</w:t>
       </w:r>
       <w:r>
         <w:t>]</w:t>
@@ -693,12 +795,51 @@
           <w:b/>
           <w:bCs/>
         </w:rPr>
+        <w:t xml:space="preserve">Source </w:t>
+      </w:r>
+      <w:r>
+        <w:rPr>
+          <w:b/>
+          <w:bCs/>
+        </w:rPr>
+        <w:t>Platform</w:t>
+      </w:r>
+      <w:r>
+        <w:t xml:space="preserve">: </w:t>
+      </w:r>
+      <w:r>
+        <w:t>Fandom (</w:t>
+      </w:r>
+      <w:hyperlink r:id="rId9" w:history="1">
+        <w:r>
+          <w:rPr>
+            <w:rStyle w:val="Hyperlink"/>
+          </w:rPr>
+          <w:t>https://www.fandom.com</w:t>
+        </w:r>
+      </w:hyperlink>
+      <w:r>
+        <w:t>)</w:t>
+      </w:r>
+    </w:p>
+    <w:p>
+      <w:pPr>
+        <w:ind w:left="720"/>
+      </w:pPr>
+      <w:r>
+        <w:t xml:space="preserve">* </w:t>
+      </w:r>
+      <w:r>
+        <w:rPr>
+          <w:b/>
+          <w:bCs/>
+        </w:rPr>
         <w:t>Download Source</w:t>
       </w:r>
       <w:r>
         <w:t xml:space="preserve">: </w:t>
       </w:r>
-      <w:hyperlink r:id="rId8" w:history="1">
+      <w:hyperlink r:id="rId10" w:history="1">
         <w:r>
           <w:rPr>
             <w:rStyle w:val="Hyperlink"/>
@@ -712,9 +853,11 @@
       <w:r>
         <w:t xml:space="preserve"> </w:t>
       </w:r>
-      <w:r>
-        <w:br/>
-      </w:r>
+    </w:p>
+    <w:p>
+      <w:pPr>
+        <w:ind w:left="720"/>
+      </w:pPr>
       <w:r>
         <w:t xml:space="preserve">* </w:t>
       </w:r>
@@ -726,10 +869,17 @@
         <w:t>Download Server / Mirror</w:t>
       </w:r>
       <w:r>
-        <w:t>: commandos.fandom.com</w:t>
-      </w:r>
-      <w:r>
-        <w:br/>
+        <w:t xml:space="preserve">: </w:t>
+      </w:r>
+      <w:r>
+        <w:t>https://www.fandom.com [Fandom Main Web Server]</w:t>
+      </w:r>
+    </w:p>
+    <w:p>
+      <w:pPr>
+        <w:ind w:left="720"/>
+      </w:pPr>
+      <w:r>
         <w:t xml:space="preserve">* </w:t>
       </w:r>
       <w:r>
@@ -740,7 +890,10 @@
         <w:t>Download Method</w:t>
       </w:r>
       <w:r>
-        <w:t xml:space="preserve">: - </w:t>
+        <w:t xml:space="preserve">: </w:t>
+      </w:r>
+      <w:r>
+        <w:t xml:space="preserve">Browser Extension: </w:t>
       </w:r>
       <w:proofErr w:type="spellStart"/>
       <w:r>
@@ -748,31 +901,15 @@
       </w:r>
       <w:proofErr w:type="spellEnd"/>
       <w:r>
-        <w:t xml:space="preserve"> </w:t>
-      </w:r>
-      <w:r>
-        <w:t>extension </w:t>
-      </w:r>
-      <w:r>
-        <w:t>-&gt; get html file</w:t>
-      </w:r>
-      <w:r>
-        <w:br/>
-        <w:t xml:space="preserve"> - </w:t>
-      </w:r>
-      <w:hyperlink r:id="rId9" w:history="1">
-        <w:r>
-          <w:rPr>
-            <w:rStyle w:val="Hyperlink"/>
-          </w:rPr>
-          <w:t>https://www.sejda.com/html-to-pdf</w:t>
-        </w:r>
-      </w:hyperlink>
-      <w:r>
-        <w:t xml:space="preserve"> -&gt; </w:t>
-      </w:r>
-      <w:r>
-        <w:t>convert html to pdf</w:t>
+        <w:t xml:space="preserve"> (https://chromewebstore.google.com/detail/singlefile/mpiodijhokgodhhofbcjdecpffjipkle) [Used to save the full webpage as a single HTML file] → Web Tool: </w:t>
+      </w:r>
+      <w:proofErr w:type="spellStart"/>
+      <w:r>
+        <w:t>Sejda</w:t>
+      </w:r>
+      <w:proofErr w:type="spellEnd"/>
+      <w:r>
+        <w:t xml:space="preserve"> – HTML to PDF (https://www.sejda.com/html-to-pdf) [Used to convert the saved HTML file into a PDF document] </w:t>
       </w:r>
     </w:p>
     <w:p>
@@ -798,6 +935,7 @@
         <w:ind w:left="720"/>
       </w:pPr>
       <w:r>
+        <w:lastRenderedPageBreak/>
         <w:t xml:space="preserve">* </w:t>
       </w:r>
       <w:r>
@@ -847,10 +985,36 @@
         <w:t xml:space="preserve">: </w:t>
       </w:r>
       <w:r>
-        <w:t xml:space="preserve">KINGSTON Games (F:)/Games/.. </w:t>
-      </w:r>
-      <w:r>
-        <w:br/>
+        <w:t>KINGSTON Games (F:)/Games/..</w:t>
+      </w:r>
+      <w:r>
+        <w:t xml:space="preserve"> | </w:t>
+      </w:r>
+      <w:proofErr w:type="spellStart"/>
+      <w:r>
+        <w:t>StorageType</w:t>
+      </w:r>
+      <w:proofErr w:type="spellEnd"/>
+      <w:r>
+        <w:t xml:space="preserve">: Cloud -&gt; Platform: GitHub -&gt; Account: gamekingdomelbaf1 -&gt; Repository: </w:t>
+      </w:r>
+      <w:proofErr w:type="spellStart"/>
+      <w:r>
+        <w:t>KingdomheartsGame</w:t>
+      </w:r>
+      <w:proofErr w:type="spellEnd"/>
+      <w:r>
+        <w:t xml:space="preserve"> -&gt; Path: Games/PC/Strategy/Commandos Behind Enemy Lines (2.51 GB)/</w:t>
+      </w:r>
+      <w:r>
+        <w:t>..</w:t>
+      </w:r>
+    </w:p>
+    <w:p>
+      <w:pPr>
+        <w:ind w:left="720"/>
+      </w:pPr>
+      <w:r>
         <w:t xml:space="preserve">* </w:t>
       </w:r>
       <w:r>
@@ -933,93 +1097,111 @@
         <w:t>] [</w:t>
       </w:r>
       <w:r>
-        <w:t>Fandom</w:t>
-      </w:r>
-      <w:r>
-        <w:t>: Commandos</w:t>
+        <w:t>Commandos: Behind Enemy Lines - PC - Documentation 18 -&gt; Fandom: Commandos: Behind Enemy Lines: Missions: A Quiet Blowup</w:t>
+      </w:r>
+      <w:r>
+        <w:t>]</w:t>
+      </w:r>
+    </w:p>
+    <w:p>
+      <w:pPr>
+        <w:ind w:left="720"/>
+      </w:pPr>
+      <w:r>
+        <w:t xml:space="preserve">* </w:t>
+      </w:r>
+      <w:r>
+        <w:rPr>
+          <w:b/>
+          <w:bCs/>
+        </w:rPr>
+        <w:t>Download Type</w:t>
+      </w:r>
+      <w:r>
+        <w:t>: Document</w:t>
+      </w:r>
+    </w:p>
+    <w:p>
+      <w:pPr>
+        <w:ind w:left="720"/>
+      </w:pPr>
+      <w:r>
+        <w:t xml:space="preserve">* </w:t>
+      </w:r>
+      <w:r>
+        <w:rPr>
+          <w:b/>
+          <w:bCs/>
+        </w:rPr>
+        <w:t>Source Type</w:t>
+      </w:r>
+      <w:r>
+        <w:t xml:space="preserve">: </w:t>
+      </w:r>
+      <w:r>
+        <w:t>Entertainment</w:t>
+      </w:r>
+    </w:p>
+    <w:p>
+      <w:pPr>
+        <w:ind w:left="720"/>
+      </w:pPr>
+      <w:r>
+        <w:t xml:space="preserve">* </w:t>
+      </w:r>
+      <w:r>
+        <w:rPr>
+          <w:b/>
+          <w:bCs/>
+        </w:rPr>
+        <w:t xml:space="preserve">Source </w:t>
+      </w:r>
+      <w:r>
+        <w:rPr>
+          <w:b/>
+          <w:bCs/>
+        </w:rPr>
+        <w:t>Platform</w:t>
+      </w:r>
+      <w:r>
+        <w:t xml:space="preserve">: </w:t>
+      </w:r>
+      <w:r>
+        <w:t>Fandom (</w:t>
+      </w:r>
+      <w:hyperlink r:id="rId11" w:history="1">
+        <w:r>
+          <w:rPr>
+            <w:rStyle w:val="Hyperlink"/>
+          </w:rPr>
+          <w:t>https://www.fandom.com</w:t>
+        </w:r>
+      </w:hyperlink>
+      <w:r>
+        <w:t>)</w:t>
+      </w:r>
+    </w:p>
+    <w:p>
+      <w:pPr>
+        <w:ind w:left="720"/>
+      </w:pPr>
+      <w:r>
+        <w:t xml:space="preserve">* </w:t>
+      </w:r>
+      <w:r>
+        <w:rPr>
+          <w:b/>
+          <w:bCs/>
+        </w:rPr>
+        <w:t>Download Source</w:t>
       </w:r>
       <w:r>
         <w:t>:</w:t>
       </w:r>
       <w:r>
-        <w:t xml:space="preserve"> Behind Enemy Lines</w:t>
-      </w:r>
-      <w:r>
-        <w:t xml:space="preserve">: </w:t>
-      </w:r>
-      <w:r>
-        <w:t>Missions</w:t>
-      </w:r>
-      <w:r>
-        <w:t xml:space="preserve">: </w:t>
-      </w:r>
-      <w:r>
-        <w:t>A Quiet Blowup</w:t>
-      </w:r>
-      <w:r>
-        <w:t>]</w:t>
-      </w:r>
-    </w:p>
-    <w:p>
-      <w:pPr>
-        <w:ind w:left="720"/>
-      </w:pPr>
-      <w:r>
-        <w:t xml:space="preserve">* </w:t>
-      </w:r>
-      <w:r>
-        <w:rPr>
-          <w:b/>
-          <w:bCs/>
-        </w:rPr>
-        <w:t>Download Type</w:t>
-      </w:r>
-      <w:r>
-        <w:t>: Document</w:t>
-      </w:r>
-    </w:p>
-    <w:p>
-      <w:pPr>
-        <w:ind w:left="720"/>
-      </w:pPr>
-      <w:r>
-        <w:t xml:space="preserve">* </w:t>
-      </w:r>
-      <w:r>
-        <w:rPr>
-          <w:b/>
-          <w:bCs/>
-        </w:rPr>
-        <w:t>Source Type</w:t>
-      </w:r>
-      <w:r>
-        <w:t xml:space="preserve">: </w:t>
-      </w:r>
-      <w:r>
-        <w:t>Entertainment</w:t>
-      </w:r>
-    </w:p>
-    <w:p>
-      <w:pPr>
-        <w:ind w:left="720"/>
-      </w:pPr>
-      <w:r>
-        <w:t xml:space="preserve">* </w:t>
-      </w:r>
-      <w:r>
-        <w:rPr>
-          <w:b/>
-          <w:bCs/>
-        </w:rPr>
-        <w:t>Download Source</w:t>
-      </w:r>
-      <w:r>
-        <w:t>:</w:t>
-      </w:r>
-      <w:r>
         <w:t xml:space="preserve"> </w:t>
       </w:r>
-      <w:hyperlink r:id="rId10" w:history="1">
+      <w:hyperlink r:id="rId12" w:history="1">
         <w:r>
           <w:rPr>
             <w:rStyle w:val="Hyperlink"/>
@@ -1033,9 +1215,11 @@
       <w:r>
         <w:t xml:space="preserve">  </w:t>
       </w:r>
-      <w:r>
-        <w:br/>
-      </w:r>
+    </w:p>
+    <w:p>
+      <w:pPr>
+        <w:ind w:left="720"/>
+      </w:pPr>
       <w:r>
         <w:t xml:space="preserve">* </w:t>
       </w:r>
@@ -1047,10 +1231,17 @@
         <w:t>Download Server / Mirror</w:t>
       </w:r>
       <w:r>
-        <w:t>: commandos.fandom.com</w:t>
-      </w:r>
-      <w:r>
-        <w:br/>
+        <w:t xml:space="preserve">: </w:t>
+      </w:r>
+      <w:r>
+        <w:t>https://www.fandom.com [Fandom Main Web Server]</w:t>
+      </w:r>
+    </w:p>
+    <w:p>
+      <w:pPr>
+        <w:ind w:left="720"/>
+      </w:pPr>
+      <w:r>
         <w:t xml:space="preserve">* </w:t>
       </w:r>
       <w:r>
@@ -1061,7 +1252,10 @@
         <w:t>Download Method</w:t>
       </w:r>
       <w:r>
-        <w:t xml:space="preserve">: - </w:t>
+        <w:t xml:space="preserve">: </w:t>
+      </w:r>
+      <w:r>
+        <w:t xml:space="preserve">Browser Extension: </w:t>
       </w:r>
       <w:proofErr w:type="spellStart"/>
       <w:r>
@@ -1069,39 +1263,22 @@
       </w:r>
       <w:proofErr w:type="spellEnd"/>
       <w:r>
-        <w:t xml:space="preserve"> </w:t>
-      </w:r>
-      <w:r>
-        <w:t>extension </w:t>
-      </w:r>
-      <w:r>
-        <w:t>-&gt; get html file</w:t>
-      </w:r>
-      <w:r>
-        <w:br/>
-        <w:t xml:space="preserve"> - </w:t>
-      </w:r>
-      <w:hyperlink r:id="rId11" w:history="1">
-        <w:r>
-          <w:rPr>
-            <w:rStyle w:val="Hyperlink"/>
-          </w:rPr>
-          <w:t>https://www.sejda.com/html-to-pdf</w:t>
-        </w:r>
-      </w:hyperlink>
-      <w:r>
-        <w:t xml:space="preserve"> -&gt; </w:t>
-      </w:r>
-      <w:r>
-        <w:t>convert html to pdf</w:t>
-      </w:r>
-    </w:p>
-    <w:p>
-      <w:pPr>
-        <w:ind w:left="720"/>
-      </w:pPr>
-      <w:r>
-        <w:lastRenderedPageBreak/>
+        <w:t xml:space="preserve"> (https://chromewebstore.google.com/detail/singlefile/mpiodijhokgodhhofbcjdecpffjipkle) [Used to save the full webpage as a single HTML file] → Web Tool: </w:t>
+      </w:r>
+      <w:proofErr w:type="spellStart"/>
+      <w:r>
+        <w:t>Sejda</w:t>
+      </w:r>
+      <w:proofErr w:type="spellEnd"/>
+      <w:r>
+        <w:t xml:space="preserve"> – HTML to PDF (https://www.sejda.com/html-to-pdf) [Used to convert the saved HTML file into a PDF document] </w:t>
+      </w:r>
+    </w:p>
+    <w:p>
+      <w:pPr>
+        <w:ind w:left="720"/>
+      </w:pPr>
+      <w:r>
         <w:t xml:space="preserve">* </w:t>
       </w:r>
       <w:r>
@@ -1169,10 +1346,36 @@
         <w:t xml:space="preserve">: </w:t>
       </w:r>
       <w:r>
-        <w:t xml:space="preserve">KINGSTON Games (F:)/Games/.. </w:t>
-      </w:r>
-      <w:r>
-        <w:br/>
+        <w:t>KINGSTON Games (F:)/Games/..</w:t>
+      </w:r>
+      <w:r>
+        <w:t xml:space="preserve"> | </w:t>
+      </w:r>
+      <w:proofErr w:type="spellStart"/>
+      <w:r>
+        <w:t>StorageType</w:t>
+      </w:r>
+      <w:proofErr w:type="spellEnd"/>
+      <w:r>
+        <w:t xml:space="preserve">: Cloud -&gt; Platform: GitHub -&gt; Account: gamekingdomelbaf1 -&gt; Repository: </w:t>
+      </w:r>
+      <w:proofErr w:type="spellStart"/>
+      <w:r>
+        <w:t>KingdomheartsGame</w:t>
+      </w:r>
+      <w:proofErr w:type="spellEnd"/>
+      <w:r>
+        <w:t xml:space="preserve"> -&gt; Path: Games/PC/Strategy/Commandos Behind Enemy Lines (2.51 GB)/</w:t>
+      </w:r>
+      <w:r>
+        <w:t>..</w:t>
+      </w:r>
+    </w:p>
+    <w:p>
+      <w:pPr>
+        <w:ind w:left="720"/>
+      </w:pPr>
+      <w:r>
         <w:t xml:space="preserve">* </w:t>
       </w:r>
       <w:r>
@@ -1185,6 +1388,11 @@
       <w:r>
         <w:t>:</w:t>
       </w:r>
+    </w:p>
+    <w:p>
+      <w:pPr>
+        <w:ind w:left="720"/>
+      </w:pPr>
     </w:p>
     <w:p>
       <w:pPr>
@@ -1244,28 +1452,7 @@
         <w:t>] [</w:t>
       </w:r>
       <w:r>
-        <w:t>Fandom</w:t>
-      </w:r>
-      <w:r>
-        <w:t>: Commandos</w:t>
-      </w:r>
-      <w:r>
-        <w:t>:</w:t>
-      </w:r>
-      <w:r>
-        <w:t xml:space="preserve"> Behind Enemy Lines</w:t>
-      </w:r>
-      <w:r>
-        <w:t xml:space="preserve">: </w:t>
-      </w:r>
-      <w:r>
-        <w:t>Missions</w:t>
-      </w:r>
-      <w:r>
-        <w:t xml:space="preserve">: </w:t>
-      </w:r>
-      <w:r>
-        <w:t>Reverse Engineering</w:t>
+        <w:t>Commandos: Behind Enemy Lines - PC - Documentation 19 -&gt; Fandom: Commandos: Behind Enemy Lines: Missions: Reverse Engineering</w:t>
       </w:r>
       <w:r>
         <w:t>]</w:t>
@@ -1322,12 +1509,51 @@
           <w:b/>
           <w:bCs/>
         </w:rPr>
+        <w:t xml:space="preserve">Source </w:t>
+      </w:r>
+      <w:r>
+        <w:rPr>
+          <w:b/>
+          <w:bCs/>
+        </w:rPr>
+        <w:t>Platform</w:t>
+      </w:r>
+      <w:r>
+        <w:t xml:space="preserve">: </w:t>
+      </w:r>
+      <w:r>
+        <w:t>Fandom (</w:t>
+      </w:r>
+      <w:hyperlink r:id="rId13" w:history="1">
+        <w:r>
+          <w:rPr>
+            <w:rStyle w:val="Hyperlink"/>
+          </w:rPr>
+          <w:t>https://www.fandom.com</w:t>
+        </w:r>
+      </w:hyperlink>
+      <w:r>
+        <w:t>)</w:t>
+      </w:r>
+    </w:p>
+    <w:p>
+      <w:pPr>
+        <w:ind w:left="720"/>
+      </w:pPr>
+      <w:r>
+        <w:t xml:space="preserve">* </w:t>
+      </w:r>
+      <w:r>
+        <w:rPr>
+          <w:b/>
+          <w:bCs/>
+        </w:rPr>
         <w:t>Download Source</w:t>
       </w:r>
       <w:r>
         <w:t xml:space="preserve">: </w:t>
       </w:r>
-      <w:hyperlink r:id="rId12" w:history="1">
+      <w:hyperlink r:id="rId14" w:history="1">
         <w:r>
           <w:rPr>
             <w:rStyle w:val="Hyperlink"/>
@@ -1341,9 +1567,11 @@
       <w:r>
         <w:t xml:space="preserve">   </w:t>
       </w:r>
-      <w:r>
-        <w:br/>
-      </w:r>
+    </w:p>
+    <w:p>
+      <w:pPr>
+        <w:ind w:left="720"/>
+      </w:pPr>
       <w:r>
         <w:t xml:space="preserve">* </w:t>
       </w:r>
@@ -1355,10 +1583,17 @@
         <w:t>Download Server / Mirror</w:t>
       </w:r>
       <w:r>
-        <w:t>: commandos.fandom.com</w:t>
-      </w:r>
-      <w:r>
-        <w:br/>
+        <w:t xml:space="preserve">: </w:t>
+      </w:r>
+      <w:r>
+        <w:t>https://www.fandom.com [Fandom Main Web Server]</w:t>
+      </w:r>
+    </w:p>
+    <w:p>
+      <w:pPr>
+        <w:ind w:left="720"/>
+      </w:pPr>
+      <w:r>
         <w:t xml:space="preserve">* </w:t>
       </w:r>
       <w:r>
@@ -1369,7 +1604,10 @@
         <w:t>Download Method</w:t>
       </w:r>
       <w:r>
-        <w:t xml:space="preserve">: - </w:t>
+        <w:t xml:space="preserve">: </w:t>
+      </w:r>
+      <w:r>
+        <w:t xml:space="preserve">Browser Extension: </w:t>
       </w:r>
       <w:proofErr w:type="spellStart"/>
       <w:r>
@@ -1377,31 +1615,15 @@
       </w:r>
       <w:proofErr w:type="spellEnd"/>
       <w:r>
-        <w:t xml:space="preserve"> </w:t>
-      </w:r>
-      <w:r>
-        <w:t>extension </w:t>
-      </w:r>
-      <w:r>
-        <w:t>-&gt; get html file</w:t>
-      </w:r>
-      <w:r>
-        <w:br/>
-        <w:t xml:space="preserve"> - </w:t>
-      </w:r>
-      <w:hyperlink r:id="rId13" w:history="1">
-        <w:r>
-          <w:rPr>
-            <w:rStyle w:val="Hyperlink"/>
-          </w:rPr>
-          <w:t>https://www.sejda.com/html-to-pdf</w:t>
-        </w:r>
-      </w:hyperlink>
-      <w:r>
-        <w:t xml:space="preserve"> -&gt; </w:t>
-      </w:r>
-      <w:r>
-        <w:t>convert html to pdf</w:t>
+        <w:t xml:space="preserve"> (https://chromewebstore.google.com/detail/singlefile/mpiodijhokgodhhofbcjdecpffjipkle) [Used to save the full webpage as a single HTML file] → Web Tool: </w:t>
+      </w:r>
+      <w:proofErr w:type="spellStart"/>
+      <w:r>
+        <w:t>Sejda</w:t>
+      </w:r>
+      <w:proofErr w:type="spellEnd"/>
+      <w:r>
+        <w:t xml:space="preserve"> – HTML to PDF (https://www.sejda.com/html-to-pdf) [Used to convert the saved HTML file into a PDF document] </w:t>
       </w:r>
     </w:p>
     <w:p>
@@ -1476,10 +1698,36 @@
         <w:t xml:space="preserve">: </w:t>
       </w:r>
       <w:r>
-        <w:t xml:space="preserve">KINGSTON Games (F:)/Games/.. </w:t>
-      </w:r>
-      <w:r>
-        <w:br/>
+        <w:t>KINGSTON Games (F:)/Games/..</w:t>
+      </w:r>
+      <w:r>
+        <w:t xml:space="preserve"> | </w:t>
+      </w:r>
+      <w:proofErr w:type="spellStart"/>
+      <w:r>
+        <w:t>StorageType</w:t>
+      </w:r>
+      <w:proofErr w:type="spellEnd"/>
+      <w:r>
+        <w:t xml:space="preserve">: Cloud -&gt; Platform: GitHub -&gt; Account: gamekingdomelbaf1 -&gt; Repository: </w:t>
+      </w:r>
+      <w:proofErr w:type="spellStart"/>
+      <w:r>
+        <w:t>KingdomheartsGame</w:t>
+      </w:r>
+      <w:proofErr w:type="spellEnd"/>
+      <w:r>
+        <w:t xml:space="preserve"> -&gt; Path: Games/PC/Strategy/Commandos Behind Enemy Lines (2.51 GB)/</w:t>
+      </w:r>
+      <w:r>
+        <w:t>..</w:t>
+      </w:r>
+    </w:p>
+    <w:p>
+      <w:pPr>
+        <w:ind w:left="720"/>
+      </w:pPr>
+      <w:r>
         <w:t xml:space="preserve">* </w:t>
       </w:r>
       <w:r>
@@ -1494,9 +1742,9 @@
       </w:r>
     </w:p>
     <w:p>
-      <w:pPr>
-        <w:ind w:left="720"/>
-      </w:pPr>
+      <w:r>
+        <w:br w:type="page"/>
+      </w:r>
     </w:p>
     <w:p>
       <w:pPr>
@@ -1507,6 +1755,7 @@
         </w:numPr>
       </w:pPr>
       <w:r>
+        <w:lastRenderedPageBreak/>
         <w:t xml:space="preserve">* </w:t>
       </w:r>
       <w:r>
@@ -1557,28 +1806,7 @@
         <w:t>] [</w:t>
       </w:r>
       <w:r>
-        <w:t>Fandom</w:t>
-      </w:r>
-      <w:r>
-        <w:t>: Commandos</w:t>
-      </w:r>
-      <w:r>
-        <w:t>:</w:t>
-      </w:r>
-      <w:r>
-        <w:t xml:space="preserve"> Behind Enemy Lines</w:t>
-      </w:r>
-      <w:r>
-        <w:t xml:space="preserve">: </w:t>
-      </w:r>
-      <w:r>
-        <w:t>Missions</w:t>
-      </w:r>
-      <w:r>
-        <w:t xml:space="preserve">: </w:t>
-      </w:r>
-      <w:r>
-        <w:t>Restore Pride</w:t>
+        <w:t>Commandos: Behind Enemy Lines - PC - Documentation 20 -&gt; Fandom: Commandos: Behind Enemy Lines: Missions: Restore Pride</w:t>
       </w:r>
       <w:r>
         <w:t>]</w:t>
@@ -1635,12 +1863,51 @@
           <w:b/>
           <w:bCs/>
         </w:rPr>
+        <w:t xml:space="preserve">Source </w:t>
+      </w:r>
+      <w:r>
+        <w:rPr>
+          <w:b/>
+          <w:bCs/>
+        </w:rPr>
+        <w:t>Platform</w:t>
+      </w:r>
+      <w:r>
+        <w:t xml:space="preserve">: </w:t>
+      </w:r>
+      <w:r>
+        <w:t>Fandom (</w:t>
+      </w:r>
+      <w:hyperlink r:id="rId15" w:history="1">
+        <w:r>
+          <w:rPr>
+            <w:rStyle w:val="Hyperlink"/>
+          </w:rPr>
+          <w:t>https://www.fandom.com</w:t>
+        </w:r>
+      </w:hyperlink>
+      <w:r>
+        <w:t>)</w:t>
+      </w:r>
+    </w:p>
+    <w:p>
+      <w:pPr>
+        <w:ind w:left="720"/>
+      </w:pPr>
+      <w:r>
+        <w:t xml:space="preserve">* </w:t>
+      </w:r>
+      <w:r>
+        <w:rPr>
+          <w:b/>
+          <w:bCs/>
+        </w:rPr>
         <w:t>Download Source</w:t>
       </w:r>
       <w:r>
         <w:t xml:space="preserve">: </w:t>
       </w:r>
-      <w:hyperlink r:id="rId14" w:history="1">
+      <w:hyperlink r:id="rId16" w:history="1">
         <w:r>
           <w:rPr>
             <w:rStyle w:val="Hyperlink"/>
@@ -1654,9 +1921,11 @@
       <w:r>
         <w:t xml:space="preserve">    </w:t>
       </w:r>
-      <w:r>
-        <w:br/>
-      </w:r>
+    </w:p>
+    <w:p>
+      <w:pPr>
+        <w:ind w:left="720"/>
+      </w:pPr>
       <w:r>
         <w:t xml:space="preserve">* </w:t>
       </w:r>
@@ -1668,13 +1937,17 @@
         <w:t>Download Server / Mirror</w:t>
       </w:r>
       <w:r>
-        <w:t>: commandos.fandom.com</w:t>
-      </w:r>
-      <w:r>
-        <w:br/>
-      </w:r>
-      <w:r>
-        <w:lastRenderedPageBreak/>
+        <w:t xml:space="preserve">: </w:t>
+      </w:r>
+      <w:r>
+        <w:t>https://www.fandom.com [Fandom Main Web Server]</w:t>
+      </w:r>
+    </w:p>
+    <w:p>
+      <w:pPr>
+        <w:ind w:left="720"/>
+      </w:pPr>
+      <w:r>
         <w:t xml:space="preserve">* </w:t>
       </w:r>
       <w:r>
@@ -1685,7 +1958,10 @@
         <w:t>Download Method</w:t>
       </w:r>
       <w:r>
-        <w:t xml:space="preserve">: - </w:t>
+        <w:t xml:space="preserve">: </w:t>
+      </w:r>
+      <w:r>
+        <w:t xml:space="preserve">Browser Extension: </w:t>
       </w:r>
       <w:proofErr w:type="spellStart"/>
       <w:r>
@@ -1693,31 +1969,15 @@
       </w:r>
       <w:proofErr w:type="spellEnd"/>
       <w:r>
-        <w:t xml:space="preserve"> </w:t>
-      </w:r>
-      <w:r>
-        <w:t>extension </w:t>
-      </w:r>
-      <w:r>
-        <w:t>-&gt; get html file</w:t>
-      </w:r>
-      <w:r>
-        <w:br/>
-        <w:t xml:space="preserve"> - </w:t>
-      </w:r>
-      <w:hyperlink r:id="rId15" w:history="1">
-        <w:r>
-          <w:rPr>
-            <w:rStyle w:val="Hyperlink"/>
-          </w:rPr>
-          <w:t>https://www.sejda.com/html-to-pdf</w:t>
-        </w:r>
-      </w:hyperlink>
-      <w:r>
-        <w:t xml:space="preserve"> -&gt; </w:t>
-      </w:r>
-      <w:r>
-        <w:t>convert html to pdf</w:t>
+        <w:t xml:space="preserve"> (https://chromewebstore.google.com/detail/singlefile/mpiodijhokgodhhofbcjdecpffjipkle) [Used to save the full webpage as a single HTML file] → Web Tool: </w:t>
+      </w:r>
+      <w:proofErr w:type="spellStart"/>
+      <w:r>
+        <w:t>Sejda</w:t>
+      </w:r>
+      <w:proofErr w:type="spellEnd"/>
+      <w:r>
+        <w:t xml:space="preserve"> – HTML to PDF (https://www.sejda.com/html-to-pdf) [Used to convert the saved HTML file into a PDF document] </w:t>
       </w:r>
     </w:p>
     <w:p>
@@ -1792,10 +2052,36 @@
         <w:t xml:space="preserve">: </w:t>
       </w:r>
       <w:r>
-        <w:t xml:space="preserve">KINGSTON Games (F:)/Games/.. </w:t>
-      </w:r>
-      <w:r>
-        <w:br/>
+        <w:t>KINGSTON Games (F:)/Games/..</w:t>
+      </w:r>
+      <w:r>
+        <w:t xml:space="preserve"> | </w:t>
+      </w:r>
+      <w:proofErr w:type="spellStart"/>
+      <w:r>
+        <w:t>StorageType</w:t>
+      </w:r>
+      <w:proofErr w:type="spellEnd"/>
+      <w:r>
+        <w:t xml:space="preserve">: Cloud -&gt; Platform: GitHub -&gt; Account: gamekingdomelbaf1 -&gt; Repository: </w:t>
+      </w:r>
+      <w:proofErr w:type="spellStart"/>
+      <w:r>
+        <w:t>KingdomheartsGame</w:t>
+      </w:r>
+      <w:proofErr w:type="spellEnd"/>
+      <w:r>
+        <w:t xml:space="preserve"> -&gt; Path: Games/PC/Strategy/Commandos Behind Enemy Lines (2.51 GB)/</w:t>
+      </w:r>
+      <w:r>
+        <w:t>..</w:t>
+      </w:r>
+    </w:p>
+    <w:p>
+      <w:pPr>
+        <w:ind w:left="720"/>
+      </w:pPr>
+      <w:r>
         <w:t xml:space="preserve">* </w:t>
       </w:r>
       <w:r>
@@ -1810,9 +2096,9 @@
       </w:r>
     </w:p>
     <w:p>
-      <w:pPr>
-        <w:ind w:left="720"/>
-      </w:pPr>
+      <w:r>
+        <w:br w:type="page"/>
+      </w:r>
     </w:p>
     <w:p>
       <w:pPr>
@@ -1823,6 +2109,7 @@
         </w:numPr>
       </w:pPr>
       <w:r>
+        <w:lastRenderedPageBreak/>
         <w:t xml:space="preserve">* </w:t>
       </w:r>
       <w:r>
@@ -1873,28 +2160,7 @@
         <w:t>] [</w:t>
       </w:r>
       <w:r>
-        <w:t>Fandom</w:t>
-      </w:r>
-      <w:r>
-        <w:t>: Commandos</w:t>
-      </w:r>
-      <w:r>
-        <w:t>:</w:t>
-      </w:r>
-      <w:r>
-        <w:t xml:space="preserve"> Behind Enemy Lines</w:t>
-      </w:r>
-      <w:r>
-        <w:t xml:space="preserve">: </w:t>
-      </w:r>
-      <w:r>
-        <w:t>Missions</w:t>
-      </w:r>
-      <w:r>
-        <w:t xml:space="preserve">: </w:t>
-      </w:r>
-      <w:r>
-        <w:t>Blind Justice</w:t>
+        <w:t>Commandos: Behind Enemy Lines - PC - Documentation 21 -&gt; Fandom: Commandos: Behind Enemy Lines: Missions: Blind Justice</w:t>
       </w:r>
       <w:r>
         <w:t>]</w:t>
@@ -1951,12 +2217,51 @@
           <w:b/>
           <w:bCs/>
         </w:rPr>
+        <w:t xml:space="preserve">Source </w:t>
+      </w:r>
+      <w:r>
+        <w:rPr>
+          <w:b/>
+          <w:bCs/>
+        </w:rPr>
+        <w:t>Platform</w:t>
+      </w:r>
+      <w:r>
+        <w:t xml:space="preserve">: </w:t>
+      </w:r>
+      <w:r>
+        <w:t>Fandom (</w:t>
+      </w:r>
+      <w:hyperlink r:id="rId17" w:history="1">
+        <w:r>
+          <w:rPr>
+            <w:rStyle w:val="Hyperlink"/>
+          </w:rPr>
+          <w:t>https://www.fandom.com</w:t>
+        </w:r>
+      </w:hyperlink>
+      <w:r>
+        <w:t>)</w:t>
+      </w:r>
+    </w:p>
+    <w:p>
+      <w:pPr>
+        <w:ind w:left="720"/>
+      </w:pPr>
+      <w:r>
+        <w:t xml:space="preserve">* </w:t>
+      </w:r>
+      <w:r>
+        <w:rPr>
+          <w:b/>
+          <w:bCs/>
+        </w:rPr>
         <w:t>Download Source</w:t>
       </w:r>
       <w:r>
         <w:t xml:space="preserve">: </w:t>
       </w:r>
-      <w:hyperlink r:id="rId16" w:history="1">
+      <w:hyperlink r:id="rId18" w:history="1">
         <w:r>
           <w:rPr>
             <w:rStyle w:val="Hyperlink"/>
@@ -1967,9 +2272,11 @@
       <w:r>
         <w:t xml:space="preserve"> </w:t>
       </w:r>
-      <w:r>
-        <w:br/>
-      </w:r>
+    </w:p>
+    <w:p>
+      <w:pPr>
+        <w:ind w:left="720"/>
+      </w:pPr>
       <w:r>
         <w:t xml:space="preserve">* </w:t>
       </w:r>
@@ -1981,13 +2288,17 @@
         <w:t>Download Server / Mirror</w:t>
       </w:r>
       <w:r>
-        <w:t>: commandos.fandom.com</w:t>
-      </w:r>
-      <w:r>
-        <w:t xml:space="preserve">     </w:t>
-      </w:r>
-      <w:r>
-        <w:br/>
+        <w:t xml:space="preserve">: </w:t>
+      </w:r>
+      <w:r>
+        <w:t>https://www.fandom.com [Fandom Main Web Server]</w:t>
+      </w:r>
+    </w:p>
+    <w:p>
+      <w:pPr>
+        <w:ind w:left="720"/>
+      </w:pPr>
+      <w:r>
         <w:t xml:space="preserve">* </w:t>
       </w:r>
       <w:r>
@@ -1998,7 +2309,10 @@
         <w:t>Download Method</w:t>
       </w:r>
       <w:r>
-        <w:t xml:space="preserve">: - </w:t>
+        <w:t xml:space="preserve">: </w:t>
+      </w:r>
+      <w:r>
+        <w:t xml:space="preserve">Browser Extension: </w:t>
       </w:r>
       <w:proofErr w:type="spellStart"/>
       <w:r>
@@ -2006,31 +2320,15 @@
       </w:r>
       <w:proofErr w:type="spellEnd"/>
       <w:r>
-        <w:t xml:space="preserve"> </w:t>
-      </w:r>
-      <w:r>
-        <w:t>extension </w:t>
-      </w:r>
-      <w:r>
-        <w:t>-&gt; get html file</w:t>
-      </w:r>
-      <w:r>
-        <w:br/>
-        <w:t xml:space="preserve"> - </w:t>
-      </w:r>
-      <w:hyperlink r:id="rId17" w:history="1">
-        <w:r>
-          <w:rPr>
-            <w:rStyle w:val="Hyperlink"/>
-          </w:rPr>
-          <w:t>https://www.sejda.com/html-to-pdf</w:t>
-        </w:r>
-      </w:hyperlink>
-      <w:r>
-        <w:t xml:space="preserve"> -&gt; </w:t>
-      </w:r>
-      <w:r>
-        <w:t>convert html to pdf</w:t>
+        <w:t xml:space="preserve"> (https://chromewebstore.google.com/detail/singlefile/mpiodijhokgodhhofbcjdecpffjipkle) [Used to save the full webpage as a single HTML file] → Web Tool: </w:t>
+      </w:r>
+      <w:proofErr w:type="spellStart"/>
+      <w:r>
+        <w:t>Sejda</w:t>
+      </w:r>
+      <w:proofErr w:type="spellEnd"/>
+      <w:r>
+        <w:t xml:space="preserve"> – HTML to PDF (https://www.sejda.com/html-to-pdf) [Used to convert the saved HTML file into a PDF document] </w:t>
       </w:r>
     </w:p>
     <w:p>
@@ -2105,10 +2403,36 @@
         <w:t xml:space="preserve">: </w:t>
       </w:r>
       <w:r>
-        <w:t xml:space="preserve">KINGSTON Games (F:)/Games/.. </w:t>
-      </w:r>
-      <w:r>
-        <w:br/>
+        <w:t>KINGSTON Games (F:)/Games/..</w:t>
+      </w:r>
+      <w:r>
+        <w:t xml:space="preserve"> | </w:t>
+      </w:r>
+      <w:proofErr w:type="spellStart"/>
+      <w:r>
+        <w:t>StorageType</w:t>
+      </w:r>
+      <w:proofErr w:type="spellEnd"/>
+      <w:r>
+        <w:t xml:space="preserve">: Cloud -&gt; Platform: GitHub -&gt; Account: gamekingdomelbaf1 -&gt; Repository: </w:t>
+      </w:r>
+      <w:proofErr w:type="spellStart"/>
+      <w:r>
+        <w:t>KingdomheartsGame</w:t>
+      </w:r>
+      <w:proofErr w:type="spellEnd"/>
+      <w:r>
+        <w:t xml:space="preserve"> -&gt; Path: Games/PC/Strategy/Commandos Behind Enemy Lines (2.51 GB)/</w:t>
+      </w:r>
+      <w:r>
+        <w:t>..</w:t>
+      </w:r>
+    </w:p>
+    <w:p>
+      <w:pPr>
+        <w:ind w:left="720"/>
+      </w:pPr>
+      <w:r>
         <w:t xml:space="preserve">* </w:t>
       </w:r>
       <w:r>
@@ -2126,6 +2450,11 @@
       <w:pPr>
         <w:ind w:left="720"/>
       </w:pPr>
+    </w:p>
+    <w:p>
+      <w:r>
+        <w:br w:type="page"/>
+      </w:r>
     </w:p>
     <w:p>
       <w:pPr>
@@ -2136,6 +2465,7 @@
         </w:numPr>
       </w:pPr>
       <w:r>
+        <w:lastRenderedPageBreak/>
         <w:t xml:space="preserve">* </w:t>
       </w:r>
       <w:r>
@@ -2189,28 +2519,7 @@
         <w:t>] [</w:t>
       </w:r>
       <w:r>
-        <w:t>Fandom</w:t>
-      </w:r>
-      <w:r>
-        <w:t>: Commandos</w:t>
-      </w:r>
-      <w:r>
-        <w:t>:</w:t>
-      </w:r>
-      <w:r>
-        <w:t xml:space="preserve"> Behind Enemy Lines</w:t>
-      </w:r>
-      <w:r>
-        <w:t xml:space="preserve">: </w:t>
-      </w:r>
-      <w:r>
-        <w:t>Missions</w:t>
-      </w:r>
-      <w:r>
-        <w:t xml:space="preserve">: </w:t>
-      </w:r>
-      <w:r>
-        <w:t>Menace of the Leopold</w:t>
+        <w:t>Commandos: Behind Enemy Lines - PC - Documentation 22 -&gt; Fandom: Commandos: Behind Enemy Lines: Missions: Menace of the Leopold</w:t>
       </w:r>
       <w:r>
         <w:t>]</w:t>
@@ -2260,7 +2569,45 @@
         <w:ind w:left="720"/>
       </w:pPr>
       <w:r>
-        <w:lastRenderedPageBreak/>
+        <w:t xml:space="preserve">* </w:t>
+      </w:r>
+      <w:r>
+        <w:rPr>
+          <w:b/>
+          <w:bCs/>
+        </w:rPr>
+        <w:t xml:space="preserve">Source </w:t>
+      </w:r>
+      <w:r>
+        <w:rPr>
+          <w:b/>
+          <w:bCs/>
+        </w:rPr>
+        <w:t>Platform</w:t>
+      </w:r>
+      <w:r>
+        <w:t xml:space="preserve">: </w:t>
+      </w:r>
+      <w:r>
+        <w:t>Fandom (</w:t>
+      </w:r>
+      <w:hyperlink r:id="rId19" w:history="1">
+        <w:r>
+          <w:rPr>
+            <w:rStyle w:val="Hyperlink"/>
+          </w:rPr>
+          <w:t>https://www.fandom.com</w:t>
+        </w:r>
+      </w:hyperlink>
+      <w:r>
+        <w:t>)</w:t>
+      </w:r>
+    </w:p>
+    <w:p>
+      <w:pPr>
+        <w:ind w:left="720"/>
+      </w:pPr>
+      <w:r>
         <w:t xml:space="preserve">* </w:t>
       </w:r>
       <w:r>
@@ -2273,7 +2620,7 @@
       <w:r>
         <w:t xml:space="preserve">: </w:t>
       </w:r>
-      <w:hyperlink r:id="rId18" w:history="1">
+      <w:hyperlink r:id="rId20" w:history="1">
         <w:r>
           <w:rPr>
             <w:rStyle w:val="Hyperlink"/>
@@ -2284,9 +2631,11 @@
       <w:r>
         <w:t xml:space="preserve"> </w:t>
       </w:r>
-      <w:r>
-        <w:br/>
-      </w:r>
+    </w:p>
+    <w:p>
+      <w:pPr>
+        <w:ind w:left="720"/>
+      </w:pPr>
       <w:r>
         <w:t xml:space="preserve">* </w:t>
       </w:r>
@@ -2298,13 +2647,17 @@
         <w:t>Download Server / Mirror</w:t>
       </w:r>
       <w:r>
-        <w:t>: commandos.fandom.com</w:t>
-      </w:r>
-      <w:r>
-        <w:t xml:space="preserve">      </w:t>
-      </w:r>
-      <w:r>
-        <w:br/>
+        <w:t xml:space="preserve">: </w:t>
+      </w:r>
+      <w:r>
+        <w:t>https://www.fandom.com [Fandom Main Web Server]</w:t>
+      </w:r>
+    </w:p>
+    <w:p>
+      <w:pPr>
+        <w:ind w:left="720"/>
+      </w:pPr>
+      <w:r>
         <w:t xml:space="preserve">* </w:t>
       </w:r>
       <w:r>
@@ -2315,7 +2668,10 @@
         <w:t>Download Method</w:t>
       </w:r>
       <w:r>
-        <w:t xml:space="preserve">: - </w:t>
+        <w:t xml:space="preserve">: </w:t>
+      </w:r>
+      <w:r>
+        <w:t xml:space="preserve">Browser Extension: </w:t>
       </w:r>
       <w:proofErr w:type="spellStart"/>
       <w:r>
@@ -2323,31 +2679,15 @@
       </w:r>
       <w:proofErr w:type="spellEnd"/>
       <w:r>
-        <w:t xml:space="preserve"> </w:t>
-      </w:r>
-      <w:r>
-        <w:t>extension </w:t>
-      </w:r>
-      <w:r>
-        <w:t>-&gt; get html file</w:t>
-      </w:r>
-      <w:r>
-        <w:br/>
-        <w:t xml:space="preserve"> - </w:t>
-      </w:r>
-      <w:hyperlink r:id="rId19" w:history="1">
-        <w:r>
-          <w:rPr>
-            <w:rStyle w:val="Hyperlink"/>
-          </w:rPr>
-          <w:t>https://www.sejda.com/html-to-pdf</w:t>
-        </w:r>
-      </w:hyperlink>
-      <w:r>
-        <w:t xml:space="preserve"> -&gt; </w:t>
-      </w:r>
-      <w:r>
-        <w:t>convert html to pdf</w:t>
+        <w:t xml:space="preserve"> (https://chromewebstore.google.com/detail/singlefile/mpiodijhokgodhhofbcjdecpffjipkle) [Used to save the full webpage as a single HTML file] → Web Tool: </w:t>
+      </w:r>
+      <w:proofErr w:type="spellStart"/>
+      <w:r>
+        <w:t>Sejda</w:t>
+      </w:r>
+      <w:proofErr w:type="spellEnd"/>
+      <w:r>
+        <w:t xml:space="preserve"> – HTML to PDF (https://www.sejda.com/html-to-pdf) [Used to convert the saved HTML file into a PDF document] </w:t>
       </w:r>
     </w:p>
     <w:p>
@@ -2422,10 +2762,36 @@
         <w:t xml:space="preserve">: </w:t>
       </w:r>
       <w:r>
-        <w:t xml:space="preserve">KINGSTON Games (F:)/Games/.. </w:t>
-      </w:r>
-      <w:r>
-        <w:br/>
+        <w:t>KINGSTON Games (F:)/Games/..</w:t>
+      </w:r>
+      <w:r>
+        <w:t xml:space="preserve"> | </w:t>
+      </w:r>
+      <w:proofErr w:type="spellStart"/>
+      <w:r>
+        <w:t>StorageType</w:t>
+      </w:r>
+      <w:proofErr w:type="spellEnd"/>
+      <w:r>
+        <w:t xml:space="preserve">: Cloud -&gt; Platform: GitHub -&gt; Account: gamekingdomelbaf1 -&gt; Repository: </w:t>
+      </w:r>
+      <w:proofErr w:type="spellStart"/>
+      <w:r>
+        <w:t>KingdomheartsGame</w:t>
+      </w:r>
+      <w:proofErr w:type="spellEnd"/>
+      <w:r>
+        <w:t xml:space="preserve"> -&gt; Path: Games/PC/Strategy/Commandos Behind Enemy Lines (2.51 GB)/</w:t>
+      </w:r>
+      <w:r>
+        <w:t>..</w:t>
+      </w:r>
+    </w:p>
+    <w:p>
+      <w:pPr>
+        <w:ind w:left="720"/>
+      </w:pPr>
+      <w:r>
         <w:t xml:space="preserve">* </w:t>
       </w:r>
       <w:r>
@@ -2440,9 +2806,9 @@
       </w:r>
     </w:p>
     <w:p>
-      <w:pPr>
-        <w:ind w:left="720"/>
-      </w:pPr>
+      <w:r>
+        <w:br w:type="page"/>
+      </w:r>
     </w:p>
     <w:p>
       <w:pPr>
@@ -2453,6 +2819,7 @@
         </w:numPr>
       </w:pPr>
       <w:r>
+        <w:lastRenderedPageBreak/>
         <w:t xml:space="preserve">* </w:t>
       </w:r>
       <w:r>
@@ -2506,28 +2873,7 @@
         <w:t>] [</w:t>
       </w:r>
       <w:r>
-        <w:t>Fandom</w:t>
-      </w:r>
-      <w:r>
-        <w:t>: Commandos</w:t>
-      </w:r>
-      <w:r>
-        <w:t>:</w:t>
-      </w:r>
-      <w:r>
-        <w:t xml:space="preserve"> Behind Enemy Lines</w:t>
-      </w:r>
-      <w:r>
-        <w:t xml:space="preserve">: </w:t>
-      </w:r>
-      <w:r>
-        <w:t>Missions</w:t>
-      </w:r>
-      <w:r>
-        <w:t xml:space="preserve">: </w:t>
-      </w:r>
-      <w:r>
-        <w:t>Chase of the Wolves</w:t>
+        <w:t>Commandos: Behind Enemy Lines - PC - Documentation 23 -&gt; Fandom: Commandos: Behind Enemy Lines: Missions: Chase of the Wolves</w:t>
       </w:r>
       <w:r>
         <w:t>]</w:t>
@@ -2584,12 +2930,51 @@
           <w:b/>
           <w:bCs/>
         </w:rPr>
+        <w:t xml:space="preserve">Source </w:t>
+      </w:r>
+      <w:r>
+        <w:rPr>
+          <w:b/>
+          <w:bCs/>
+        </w:rPr>
+        <w:t>Platform</w:t>
+      </w:r>
+      <w:r>
+        <w:t xml:space="preserve">: </w:t>
+      </w:r>
+      <w:r>
+        <w:t>Fandom (</w:t>
+      </w:r>
+      <w:hyperlink r:id="rId21" w:history="1">
+        <w:r>
+          <w:rPr>
+            <w:rStyle w:val="Hyperlink"/>
+          </w:rPr>
+          <w:t>https://www.fandom.com</w:t>
+        </w:r>
+      </w:hyperlink>
+      <w:r>
+        <w:t>)</w:t>
+      </w:r>
+    </w:p>
+    <w:p>
+      <w:pPr>
+        <w:ind w:left="720"/>
+      </w:pPr>
+      <w:r>
+        <w:t xml:space="preserve">* </w:t>
+      </w:r>
+      <w:r>
+        <w:rPr>
+          <w:b/>
+          <w:bCs/>
+        </w:rPr>
         <w:t>Download Source</w:t>
       </w:r>
       <w:r>
         <w:t xml:space="preserve">: </w:t>
       </w:r>
-      <w:hyperlink r:id="rId20" w:history="1">
+      <w:hyperlink r:id="rId22" w:history="1">
         <w:r>
           <w:rPr>
             <w:rStyle w:val="Hyperlink"/>
@@ -2603,9 +2988,11 @@
       <w:r>
         <w:t xml:space="preserve">    </w:t>
       </w:r>
-      <w:r>
-        <w:br/>
-      </w:r>
+    </w:p>
+    <w:p>
+      <w:pPr>
+        <w:ind w:left="720"/>
+      </w:pPr>
       <w:r>
         <w:t xml:space="preserve">* </w:t>
       </w:r>
@@ -2617,13 +3004,17 @@
         <w:t>Download Server / Mirror</w:t>
       </w:r>
       <w:r>
-        <w:t>: commandos.fandom.com</w:t>
-      </w:r>
-      <w:r>
-        <w:t xml:space="preserve">  </w:t>
-      </w:r>
-      <w:r>
-        <w:br/>
+        <w:t xml:space="preserve">: </w:t>
+      </w:r>
+      <w:r>
+        <w:t>https://www.fandom.com [Fandom Main Web Server]</w:t>
+      </w:r>
+    </w:p>
+    <w:p>
+      <w:pPr>
+        <w:ind w:left="720"/>
+      </w:pPr>
+      <w:r>
         <w:t xml:space="preserve">* </w:t>
       </w:r>
       <w:r>
@@ -2634,7 +3025,10 @@
         <w:t>Download Method</w:t>
       </w:r>
       <w:r>
-        <w:t xml:space="preserve">: - </w:t>
+        <w:t xml:space="preserve">: </w:t>
+      </w:r>
+      <w:r>
+        <w:t xml:space="preserve">Browser Extension: </w:t>
       </w:r>
       <w:proofErr w:type="spellStart"/>
       <w:r>
@@ -2642,31 +3036,15 @@
       </w:r>
       <w:proofErr w:type="spellEnd"/>
       <w:r>
-        <w:t xml:space="preserve"> </w:t>
-      </w:r>
-      <w:r>
-        <w:t>extension </w:t>
-      </w:r>
-      <w:r>
-        <w:t>-&gt; get html file</w:t>
-      </w:r>
-      <w:r>
-        <w:br/>
-        <w:t xml:space="preserve"> - </w:t>
-      </w:r>
-      <w:hyperlink r:id="rId21" w:history="1">
-        <w:r>
-          <w:rPr>
-            <w:rStyle w:val="Hyperlink"/>
-          </w:rPr>
-          <w:t>https://www.sejda.com/html-to-pdf</w:t>
-        </w:r>
-      </w:hyperlink>
-      <w:r>
-        <w:t xml:space="preserve"> -&gt; </w:t>
-      </w:r>
-      <w:r>
-        <w:t>convert html to pdf</w:t>
+        <w:t xml:space="preserve"> (https://chromewebstore.google.com/detail/singlefile/mpiodijhokgodhhofbcjdecpffjipkle) [Used to save the full webpage as a single HTML file] → Web Tool: </w:t>
+      </w:r>
+      <w:proofErr w:type="spellStart"/>
+      <w:r>
+        <w:t>Sejda</w:t>
+      </w:r>
+      <w:proofErr w:type="spellEnd"/>
+      <w:r>
+        <w:t xml:space="preserve"> – HTML to PDF (https://www.sejda.com/html-to-pdf) [Used to convert the saved HTML file into a PDF document] </w:t>
       </w:r>
     </w:p>
     <w:p>
@@ -2741,10 +3119,36 @@
         <w:t xml:space="preserve">: </w:t>
       </w:r>
       <w:r>
-        <w:t xml:space="preserve">KINGSTON Games (F:)/Games/.. </w:t>
-      </w:r>
-      <w:r>
-        <w:br/>
+        <w:t>KINGSTON Games (F:)/Games/..</w:t>
+      </w:r>
+      <w:r>
+        <w:t xml:space="preserve"> | </w:t>
+      </w:r>
+      <w:proofErr w:type="spellStart"/>
+      <w:r>
+        <w:t>StorageType</w:t>
+      </w:r>
+      <w:proofErr w:type="spellEnd"/>
+      <w:r>
+        <w:t xml:space="preserve">: Cloud -&gt; Platform: GitHub -&gt; Account: gamekingdomelbaf1 -&gt; Repository: </w:t>
+      </w:r>
+      <w:proofErr w:type="spellStart"/>
+      <w:r>
+        <w:t>KingdomheartsGame</w:t>
+      </w:r>
+      <w:proofErr w:type="spellEnd"/>
+      <w:r>
+        <w:t xml:space="preserve"> -&gt; Path: Games/PC/Strategy/Commandos Behind Enemy Lines (2.51 GB)/</w:t>
+      </w:r>
+      <w:r>
+        <w:t>..</w:t>
+      </w:r>
+    </w:p>
+    <w:p>
+      <w:pPr>
+        <w:ind w:left="720"/>
+      </w:pPr>
+      <w:r>
         <w:t xml:space="preserve">* </w:t>
       </w:r>
       <w:r>
@@ -2762,6 +3166,16 @@
       <w:pPr>
         <w:ind w:left="720"/>
       </w:pPr>
+    </w:p>
+    <w:p>
+      <w:pPr>
+        <w:ind w:left="720"/>
+      </w:pPr>
+    </w:p>
+    <w:p>
+      <w:r>
+        <w:br w:type="page"/>
+      </w:r>
     </w:p>
     <w:p>
       <w:pPr>
@@ -2772,6 +3186,7 @@
         </w:numPr>
       </w:pPr>
       <w:r>
+        <w:lastRenderedPageBreak/>
         <w:t xml:space="preserve">* </w:t>
       </w:r>
       <w:r>
@@ -2825,28 +3240,7 @@
         <w:t>] [</w:t>
       </w:r>
       <w:r>
-        <w:t>Fandom</w:t>
-      </w:r>
-      <w:r>
-        <w:t>: Commandos</w:t>
-      </w:r>
-      <w:r>
-        <w:t>:</w:t>
-      </w:r>
-      <w:r>
-        <w:t xml:space="preserve"> Behind Enemy Lines</w:t>
-      </w:r>
-      <w:r>
-        <w:t xml:space="preserve">: </w:t>
-      </w:r>
-      <w:r>
-        <w:t>Missions</w:t>
-      </w:r>
-      <w:r>
-        <w:t xml:space="preserve">: </w:t>
-      </w:r>
-      <w:r>
-        <w:t>Pyrotechnics</w:t>
+        <w:t>Commandos: Behind Enemy Lines - PC - Documentation 24 -&gt; Fandom: Commandos: Behind Enemy Lines: Missions: Pyrotechnics</w:t>
       </w:r>
       <w:r>
         <w:t>]</w:t>
@@ -2857,7 +3251,6 @@
         <w:ind w:left="720"/>
       </w:pPr>
       <w:r>
-        <w:lastRenderedPageBreak/>
         <w:t xml:space="preserve">* </w:t>
       </w:r>
       <w:r>
@@ -2904,12 +3297,51 @@
           <w:b/>
           <w:bCs/>
         </w:rPr>
+        <w:t xml:space="preserve">Source </w:t>
+      </w:r>
+      <w:r>
+        <w:rPr>
+          <w:b/>
+          <w:bCs/>
+        </w:rPr>
+        <w:t>Platform</w:t>
+      </w:r>
+      <w:r>
+        <w:t xml:space="preserve">: </w:t>
+      </w:r>
+      <w:r>
+        <w:t>Fandom (</w:t>
+      </w:r>
+      <w:hyperlink r:id="rId23" w:history="1">
+        <w:r>
+          <w:rPr>
+            <w:rStyle w:val="Hyperlink"/>
+          </w:rPr>
+          <w:t>https://www.fandom.com</w:t>
+        </w:r>
+      </w:hyperlink>
+      <w:r>
+        <w:t>)</w:t>
+      </w:r>
+    </w:p>
+    <w:p>
+      <w:pPr>
+        <w:ind w:left="720"/>
+      </w:pPr>
+      <w:r>
+        <w:t xml:space="preserve">* </w:t>
+      </w:r>
+      <w:r>
+        <w:rPr>
+          <w:b/>
+          <w:bCs/>
+        </w:rPr>
         <w:t>Download Source</w:t>
       </w:r>
       <w:r>
         <w:t xml:space="preserve">: </w:t>
       </w:r>
-      <w:hyperlink r:id="rId22" w:history="1">
+      <w:hyperlink r:id="rId24" w:history="1">
         <w:r>
           <w:rPr>
             <w:rStyle w:val="Hyperlink"/>
@@ -2923,9 +3355,11 @@
       <w:r>
         <w:t xml:space="preserve">     </w:t>
       </w:r>
-      <w:r>
-        <w:br/>
-      </w:r>
+    </w:p>
+    <w:p>
+      <w:pPr>
+        <w:ind w:left="720"/>
+      </w:pPr>
       <w:r>
         <w:t xml:space="preserve">* </w:t>
       </w:r>
@@ -2937,13 +3371,17 @@
         <w:t>Download Server / Mirror</w:t>
       </w:r>
       <w:r>
-        <w:t>: commandos.fandom.com</w:t>
-      </w:r>
-      <w:r>
-        <w:t xml:space="preserve">  </w:t>
-      </w:r>
-      <w:r>
-        <w:br/>
+        <w:t xml:space="preserve">: </w:t>
+      </w:r>
+      <w:r>
+        <w:t>https://www.fandom.com [Fandom Main Web Server]</w:t>
+      </w:r>
+    </w:p>
+    <w:p>
+      <w:pPr>
+        <w:ind w:left="720"/>
+      </w:pPr>
+      <w:r>
         <w:t xml:space="preserve">* </w:t>
       </w:r>
       <w:r>
@@ -2954,7 +3392,10 @@
         <w:t>Download Method</w:t>
       </w:r>
       <w:r>
-        <w:t xml:space="preserve">: - </w:t>
+        <w:t xml:space="preserve">: </w:t>
+      </w:r>
+      <w:r>
+        <w:t xml:space="preserve">Browser Extension: </w:t>
       </w:r>
       <w:proofErr w:type="spellStart"/>
       <w:r>
@@ -2962,31 +3403,15 @@
       </w:r>
       <w:proofErr w:type="spellEnd"/>
       <w:r>
-        <w:t xml:space="preserve"> </w:t>
-      </w:r>
-      <w:r>
-        <w:t>extension </w:t>
-      </w:r>
-      <w:r>
-        <w:t>-&gt; get html file</w:t>
-      </w:r>
-      <w:r>
-        <w:br/>
-        <w:t xml:space="preserve"> - </w:t>
-      </w:r>
-      <w:hyperlink r:id="rId23" w:history="1">
-        <w:r>
-          <w:rPr>
-            <w:rStyle w:val="Hyperlink"/>
-          </w:rPr>
-          <w:t>https://www.sejda.com/html-to-pdf</w:t>
-        </w:r>
-      </w:hyperlink>
-      <w:r>
-        <w:t xml:space="preserve"> -&gt; </w:t>
-      </w:r>
-      <w:r>
-        <w:t>convert html to pdf</w:t>
+        <w:t xml:space="preserve"> (https://chromewebstore.google.com/detail/singlefile/mpiodijhokgodhhofbcjdecpffjipkle) [Used to save the full webpage as a single HTML file] → Web Tool: </w:t>
+      </w:r>
+      <w:proofErr w:type="spellStart"/>
+      <w:r>
+        <w:t>Sejda</w:t>
+      </w:r>
+      <w:proofErr w:type="spellEnd"/>
+      <w:r>
+        <w:t xml:space="preserve"> – HTML to PDF (https://www.sejda.com/html-to-pdf) [Used to convert the saved HTML file into a PDF document] </w:t>
       </w:r>
     </w:p>
     <w:p>
@@ -3061,10 +3486,36 @@
         <w:t xml:space="preserve">: </w:t>
       </w:r>
       <w:r>
-        <w:t xml:space="preserve">KINGSTON Games (F:)/Games/.. </w:t>
-      </w:r>
-      <w:r>
-        <w:br/>
+        <w:t>KINGSTON Games (F:)/Games/..</w:t>
+      </w:r>
+      <w:r>
+        <w:t xml:space="preserve"> | </w:t>
+      </w:r>
+      <w:proofErr w:type="spellStart"/>
+      <w:r>
+        <w:t>StorageType</w:t>
+      </w:r>
+      <w:proofErr w:type="spellEnd"/>
+      <w:r>
+        <w:t xml:space="preserve">: Cloud -&gt; Platform: GitHub -&gt; Account: gamekingdomelbaf1 -&gt; Repository: </w:t>
+      </w:r>
+      <w:proofErr w:type="spellStart"/>
+      <w:r>
+        <w:t>KingdomheartsGame</w:t>
+      </w:r>
+      <w:proofErr w:type="spellEnd"/>
+      <w:r>
+        <w:t xml:space="preserve"> -&gt; Path: Games/PC/Strategy/Commandos Behind Enemy Lines (2.51 GB)/</w:t>
+      </w:r>
+      <w:r>
+        <w:t>..</w:t>
+      </w:r>
+    </w:p>
+    <w:p>
+      <w:pPr>
+        <w:ind w:left="720"/>
+      </w:pPr>
+      <w:r>
         <w:t xml:space="preserve">* </w:t>
       </w:r>
       <w:r>
@@ -3082,6 +3533,11 @@
       <w:pPr>
         <w:ind w:left="720"/>
       </w:pPr>
+    </w:p>
+    <w:p>
+      <w:r>
+        <w:br w:type="page"/>
+      </w:r>
     </w:p>
     <w:p>
       <w:pPr>
@@ -3092,6 +3548,7 @@
         </w:numPr>
       </w:pPr>
       <w:r>
+        <w:lastRenderedPageBreak/>
         <w:t xml:space="preserve">* </w:t>
       </w:r>
       <w:r>
@@ -3145,28 +3602,7 @@
         <w:t>] [</w:t>
       </w:r>
       <w:r>
-        <w:t>Fandom</w:t>
-      </w:r>
-      <w:r>
-        <w:t>: Commandos</w:t>
-      </w:r>
-      <w:r>
-        <w:t>:</w:t>
-      </w:r>
-      <w:r>
-        <w:t xml:space="preserve"> Behind Enemy Lines</w:t>
-      </w:r>
-      <w:r>
-        <w:t xml:space="preserve">: </w:t>
-      </w:r>
-      <w:r>
-        <w:t>Missions</w:t>
-      </w:r>
-      <w:r>
-        <w:t xml:space="preserve">: </w:t>
-      </w:r>
-      <w:r>
-        <w:t>A Courtesy Call</w:t>
+        <w:t>Commandos: Behind Enemy Lines - PC - Documentation 25 -&gt; Fandom: Commandos: Behind Enemy Lines: Missions: A Courtesy Call</w:t>
       </w:r>
       <w:r>
         <w:t>]</w:t>
@@ -3223,12 +3659,51 @@
           <w:b/>
           <w:bCs/>
         </w:rPr>
+        <w:t xml:space="preserve">Source </w:t>
+      </w:r>
+      <w:r>
+        <w:rPr>
+          <w:b/>
+          <w:bCs/>
+        </w:rPr>
+        <w:t>Platform</w:t>
+      </w:r>
+      <w:r>
+        <w:t xml:space="preserve">: </w:t>
+      </w:r>
+      <w:r>
+        <w:t>Fandom (</w:t>
+      </w:r>
+      <w:hyperlink r:id="rId25" w:history="1">
+        <w:r>
+          <w:rPr>
+            <w:rStyle w:val="Hyperlink"/>
+          </w:rPr>
+          <w:t>https://www.fandom.com</w:t>
+        </w:r>
+      </w:hyperlink>
+      <w:r>
+        <w:t>)</w:t>
+      </w:r>
+    </w:p>
+    <w:p>
+      <w:pPr>
+        <w:ind w:left="720"/>
+      </w:pPr>
+      <w:r>
+        <w:t xml:space="preserve">* </w:t>
+      </w:r>
+      <w:r>
+        <w:rPr>
+          <w:b/>
+          <w:bCs/>
+        </w:rPr>
         <w:t>Download Source</w:t>
       </w:r>
       <w:r>
         <w:t xml:space="preserve">: </w:t>
       </w:r>
-      <w:hyperlink r:id="rId24" w:history="1">
+      <w:hyperlink r:id="rId26" w:history="1">
         <w:r>
           <w:rPr>
             <w:rStyle w:val="Hyperlink"/>
@@ -3242,9 +3717,11 @@
       <w:r>
         <w:t xml:space="preserve">       </w:t>
       </w:r>
-      <w:r>
-        <w:br/>
-      </w:r>
+    </w:p>
+    <w:p>
+      <w:pPr>
+        <w:ind w:left="720"/>
+      </w:pPr>
       <w:r>
         <w:t xml:space="preserve">* </w:t>
       </w:r>
@@ -3256,13 +3733,17 @@
         <w:t>Download Server / Mirror</w:t>
       </w:r>
       <w:r>
-        <w:t>: commandos.fandom.com</w:t>
-      </w:r>
-      <w:r>
-        <w:t xml:space="preserve"> </w:t>
-      </w:r>
-      <w:r>
-        <w:br/>
+        <w:t xml:space="preserve">: </w:t>
+      </w:r>
+      <w:r>
+        <w:t>https://www.fandom.com [Fandom Main Web Server]</w:t>
+      </w:r>
+    </w:p>
+    <w:p>
+      <w:pPr>
+        <w:ind w:left="720"/>
+      </w:pPr>
+      <w:r>
         <w:t xml:space="preserve">* </w:t>
       </w:r>
       <w:r>
@@ -3273,7 +3754,10 @@
         <w:t>Download Method</w:t>
       </w:r>
       <w:r>
-        <w:t xml:space="preserve">: - </w:t>
+        <w:t xml:space="preserve">: </w:t>
+      </w:r>
+      <w:r>
+        <w:t xml:space="preserve">Browser Extension: </w:t>
       </w:r>
       <w:proofErr w:type="spellStart"/>
       <w:r>
@@ -3281,31 +3765,15 @@
       </w:r>
       <w:proofErr w:type="spellEnd"/>
       <w:r>
-        <w:t xml:space="preserve"> </w:t>
-      </w:r>
-      <w:r>
-        <w:t>extension </w:t>
-      </w:r>
-      <w:r>
-        <w:t>-&gt; get html file</w:t>
-      </w:r>
-      <w:r>
-        <w:br/>
-        <w:t xml:space="preserve"> - </w:t>
-      </w:r>
-      <w:hyperlink r:id="rId25" w:history="1">
-        <w:r>
-          <w:rPr>
-            <w:rStyle w:val="Hyperlink"/>
-          </w:rPr>
-          <w:t>https://www.sejda.com/html-to-pdf</w:t>
-        </w:r>
-      </w:hyperlink>
-      <w:r>
-        <w:t xml:space="preserve"> -&gt; </w:t>
-      </w:r>
-      <w:r>
-        <w:t>convert html to pdf</w:t>
+        <w:t xml:space="preserve"> (https://chromewebstore.google.com/detail/singlefile/mpiodijhokgodhhofbcjdecpffjipkle) [Used to save the full webpage as a single HTML file] → Web Tool: </w:t>
+      </w:r>
+      <w:proofErr w:type="spellStart"/>
+      <w:r>
+        <w:t>Sejda</w:t>
+      </w:r>
+      <w:proofErr w:type="spellEnd"/>
+      <w:r>
+        <w:t xml:space="preserve"> – HTML to PDF (https://www.sejda.com/html-to-pdf) [Used to convert the saved HTML file into a PDF document] </w:t>
       </w:r>
     </w:p>
     <w:p>
@@ -3380,10 +3848,36 @@
         <w:t xml:space="preserve">: </w:t>
       </w:r>
       <w:r>
-        <w:t xml:space="preserve">KINGSTON Games (F:)/Games/.. </w:t>
-      </w:r>
-      <w:r>
-        <w:br/>
+        <w:t>KINGSTON Games (F:)/Games/..</w:t>
+      </w:r>
+      <w:r>
+        <w:t xml:space="preserve"> | </w:t>
+      </w:r>
+      <w:proofErr w:type="spellStart"/>
+      <w:r>
+        <w:t>StorageType</w:t>
+      </w:r>
+      <w:proofErr w:type="spellEnd"/>
+      <w:r>
+        <w:t xml:space="preserve">: Cloud -&gt; Platform: GitHub -&gt; Account: gamekingdomelbaf1 -&gt; Repository: </w:t>
+      </w:r>
+      <w:proofErr w:type="spellStart"/>
+      <w:r>
+        <w:t>KingdomheartsGame</w:t>
+      </w:r>
+      <w:proofErr w:type="spellEnd"/>
+      <w:r>
+        <w:t xml:space="preserve"> -&gt; Path: Games/PC/Strategy/Commandos Behind Enemy Lines (2.51 GB)/</w:t>
+      </w:r>
+      <w:r>
+        <w:t>..</w:t>
+      </w:r>
+    </w:p>
+    <w:p>
+      <w:pPr>
+        <w:ind w:left="720"/>
+      </w:pPr>
+      <w:r>
         <w:t xml:space="preserve">* </w:t>
       </w:r>
       <w:r>
@@ -3451,7 +3945,6 @@
         <w:br/>
       </w:r>
       <w:r>
-        <w:lastRenderedPageBreak/>
         <w:t xml:space="preserve">Fandom - Commandos - Behind Enemy Lines - Missions - </w:t>
       </w:r>
       <w:r>
@@ -3465,28 +3958,7 @@
         <w:t>] [</w:t>
       </w:r>
       <w:r>
-        <w:t>Fandom</w:t>
-      </w:r>
-      <w:r>
-        <w:t>: Commandos</w:t>
-      </w:r>
-      <w:r>
-        <w:t>:</w:t>
-      </w:r>
-      <w:r>
-        <w:t xml:space="preserve"> Behind Enemy Lines</w:t>
-      </w:r>
-      <w:r>
-        <w:t xml:space="preserve">: </w:t>
-      </w:r>
-      <w:r>
-        <w:t>Missions</w:t>
-      </w:r>
-      <w:r>
-        <w:t xml:space="preserve">: </w:t>
-      </w:r>
-      <w:r>
-        <w:t>Operation Icarus</w:t>
+        <w:t>Commandos: Behind Enemy Lines - PC - Documentation 26 -&gt; Fandom: Commandos: Behind Enemy Lines: Missions: Operation Icarus</w:t>
       </w:r>
       <w:r>
         <w:t>]</w:t>
@@ -3536,6 +4008,46 @@
         <w:ind w:left="720"/>
       </w:pPr>
       <w:r>
+        <w:lastRenderedPageBreak/>
+        <w:t xml:space="preserve">* </w:t>
+      </w:r>
+      <w:r>
+        <w:rPr>
+          <w:b/>
+          <w:bCs/>
+        </w:rPr>
+        <w:t xml:space="preserve">Source </w:t>
+      </w:r>
+      <w:r>
+        <w:rPr>
+          <w:b/>
+          <w:bCs/>
+        </w:rPr>
+        <w:t>Platform</w:t>
+      </w:r>
+      <w:r>
+        <w:t xml:space="preserve">: </w:t>
+      </w:r>
+      <w:r>
+        <w:t>Fandom (</w:t>
+      </w:r>
+      <w:hyperlink r:id="rId27" w:history="1">
+        <w:r>
+          <w:rPr>
+            <w:rStyle w:val="Hyperlink"/>
+          </w:rPr>
+          <w:t>https://www.fandom.com</w:t>
+        </w:r>
+      </w:hyperlink>
+      <w:r>
+        <w:t>)</w:t>
+      </w:r>
+    </w:p>
+    <w:p>
+      <w:pPr>
+        <w:ind w:left="720"/>
+      </w:pPr>
+      <w:r>
         <w:t xml:space="preserve">* </w:t>
       </w:r>
       <w:r>
@@ -3548,7 +4060,7 @@
       <w:r>
         <w:t xml:space="preserve">: </w:t>
       </w:r>
-      <w:hyperlink r:id="rId26" w:history="1">
+      <w:hyperlink r:id="rId28" w:history="1">
         <w:r>
           <w:rPr>
             <w:rStyle w:val="Hyperlink"/>
@@ -3562,9 +4074,11 @@
       <w:r>
         <w:t xml:space="preserve">   </w:t>
       </w:r>
-      <w:r>
-        <w:br/>
-      </w:r>
+    </w:p>
+    <w:p>
+      <w:pPr>
+        <w:ind w:left="720"/>
+      </w:pPr>
       <w:r>
         <w:t xml:space="preserve">* </w:t>
       </w:r>
@@ -3576,13 +4090,17 @@
         <w:t>Download Server / Mirror</w:t>
       </w:r>
       <w:r>
-        <w:t>: commandos.fandom.com</w:t>
-      </w:r>
-      <w:r>
-        <w:t xml:space="preserve">      </w:t>
-      </w:r>
-      <w:r>
-        <w:br/>
+        <w:t xml:space="preserve">: </w:t>
+      </w:r>
+      <w:r>
+        <w:t>https://www.fandom.com [Fandom Main Web Server]</w:t>
+      </w:r>
+    </w:p>
+    <w:p>
+      <w:pPr>
+        <w:ind w:left="720"/>
+      </w:pPr>
+      <w:r>
         <w:t xml:space="preserve">* </w:t>
       </w:r>
       <w:r>
@@ -3593,7 +4111,10 @@
         <w:t>Download Method</w:t>
       </w:r>
       <w:r>
-        <w:t xml:space="preserve">: - </w:t>
+        <w:t xml:space="preserve">: </w:t>
+      </w:r>
+      <w:r>
+        <w:t xml:space="preserve">Browser Extension: </w:t>
       </w:r>
       <w:proofErr w:type="spellStart"/>
       <w:r>
@@ -3601,31 +4122,15 @@
       </w:r>
       <w:proofErr w:type="spellEnd"/>
       <w:r>
-        <w:t xml:space="preserve"> </w:t>
-      </w:r>
-      <w:r>
-        <w:t>extension </w:t>
-      </w:r>
-      <w:r>
-        <w:t>-&gt; get html file</w:t>
-      </w:r>
-      <w:r>
-        <w:br/>
-        <w:t xml:space="preserve"> - </w:t>
-      </w:r>
-      <w:hyperlink r:id="rId27" w:history="1">
-        <w:r>
-          <w:rPr>
-            <w:rStyle w:val="Hyperlink"/>
-          </w:rPr>
-          <w:t>https://www.sejda.com/html-to-pdf</w:t>
-        </w:r>
-      </w:hyperlink>
-      <w:r>
-        <w:t xml:space="preserve"> -&gt; </w:t>
-      </w:r>
-      <w:r>
-        <w:t>convert html to pdf</w:t>
+        <w:t xml:space="preserve"> (https://chromewebstore.google.com/detail/singlefile/mpiodijhokgodhhofbcjdecpffjipkle) [Used to save the full webpage as a single HTML file] → Web Tool: </w:t>
+      </w:r>
+      <w:proofErr w:type="spellStart"/>
+      <w:r>
+        <w:t>Sejda</w:t>
+      </w:r>
+      <w:proofErr w:type="spellEnd"/>
+      <w:r>
+        <w:t xml:space="preserve"> – HTML to PDF (https://www.sejda.com/html-to-pdf) [Used to convert the saved HTML file into a PDF document] </w:t>
       </w:r>
     </w:p>
     <w:p>
@@ -3700,10 +4205,36 @@
         <w:t xml:space="preserve">: </w:t>
       </w:r>
       <w:r>
-        <w:t xml:space="preserve">KINGSTON Games (F:)/Games/.. </w:t>
-      </w:r>
-      <w:r>
-        <w:br/>
+        <w:t>KINGSTON Games (F:)/Games/..</w:t>
+      </w:r>
+      <w:r>
+        <w:t xml:space="preserve"> | </w:t>
+      </w:r>
+      <w:proofErr w:type="spellStart"/>
+      <w:r>
+        <w:t>StorageType</w:t>
+      </w:r>
+      <w:proofErr w:type="spellEnd"/>
+      <w:r>
+        <w:t xml:space="preserve">: Cloud -&gt; Platform: GitHub -&gt; Account: gamekingdomelbaf1 -&gt; Repository: </w:t>
+      </w:r>
+      <w:proofErr w:type="spellStart"/>
+      <w:r>
+        <w:t>KingdomheartsGame</w:t>
+      </w:r>
+      <w:proofErr w:type="spellEnd"/>
+      <w:r>
+        <w:t xml:space="preserve"> -&gt; Path: Games/PC/Strategy/Commandos Behind Enemy Lines (2.51 GB)/</w:t>
+      </w:r>
+      <w:r>
+        <w:t>..</w:t>
+      </w:r>
+    </w:p>
+    <w:p>
+      <w:pPr>
+        <w:ind w:left="720"/>
+      </w:pPr>
+      <w:r>
         <w:t xml:space="preserve">* </w:t>
       </w:r>
       <w:r>
@@ -3784,28 +4315,7 @@
         <w:t>] [</w:t>
       </w:r>
       <w:r>
-        <w:t>Fandom</w:t>
-      </w:r>
-      <w:r>
-        <w:t>: Commandos</w:t>
-      </w:r>
-      <w:r>
-        <w:t>:</w:t>
-      </w:r>
-      <w:r>
-        <w:t xml:space="preserve"> Behind Enemy Lines</w:t>
-      </w:r>
-      <w:r>
-        <w:t xml:space="preserve">: </w:t>
-      </w:r>
-      <w:r>
-        <w:t>Missions</w:t>
-      </w:r>
-      <w:r>
-        <w:t xml:space="preserve">: </w:t>
-      </w:r>
-      <w:r>
-        <w:t>In the Soup</w:t>
+        <w:t>Commandos: Behind Enemy Lines - PC - Documentation 27 -&gt; Fandom: Commandos: Behind Enemy Lines: Missions: In the Soup</w:t>
       </w:r>
       <w:r>
         <w:t>]</w:t>
@@ -3862,12 +4372,51 @@
           <w:b/>
           <w:bCs/>
         </w:rPr>
+        <w:t xml:space="preserve">Source </w:t>
+      </w:r>
+      <w:r>
+        <w:rPr>
+          <w:b/>
+          <w:bCs/>
+        </w:rPr>
+        <w:t>Platform</w:t>
+      </w:r>
+      <w:r>
+        <w:t xml:space="preserve">: </w:t>
+      </w:r>
+      <w:r>
+        <w:t>Fandom (</w:t>
+      </w:r>
+      <w:hyperlink r:id="rId29" w:history="1">
+        <w:r>
+          <w:rPr>
+            <w:rStyle w:val="Hyperlink"/>
+          </w:rPr>
+          <w:t>https://www.fandom.com</w:t>
+        </w:r>
+      </w:hyperlink>
+      <w:r>
+        <w:t>)</w:t>
+      </w:r>
+    </w:p>
+    <w:p>
+      <w:pPr>
+        <w:ind w:left="720"/>
+      </w:pPr>
+      <w:r>
+        <w:t xml:space="preserve">* </w:t>
+      </w:r>
+      <w:r>
+        <w:rPr>
+          <w:b/>
+          <w:bCs/>
+        </w:rPr>
         <w:t>Download Source</w:t>
       </w:r>
       <w:r>
         <w:t xml:space="preserve">: </w:t>
       </w:r>
-      <w:hyperlink r:id="rId28" w:history="1">
+      <w:hyperlink r:id="rId30" w:history="1">
         <w:r>
           <w:rPr>
             <w:rStyle w:val="Hyperlink"/>
@@ -3878,9 +4427,11 @@
       <w:r>
         <w:t xml:space="preserve"> </w:t>
       </w:r>
-      <w:r>
-        <w:br/>
-      </w:r>
+    </w:p>
+    <w:p>
+      <w:pPr>
+        <w:ind w:left="720"/>
+      </w:pPr>
       <w:r>
         <w:t xml:space="preserve">* </w:t>
       </w:r>
@@ -3892,13 +4443,17 @@
         <w:t>Download Server / Mirror</w:t>
       </w:r>
       <w:r>
-        <w:t>: commandos.fandom.com</w:t>
-      </w:r>
-      <w:r>
-        <w:t xml:space="preserve">          </w:t>
-      </w:r>
-      <w:r>
-        <w:br/>
+        <w:t xml:space="preserve">: </w:t>
+      </w:r>
+      <w:r>
+        <w:t>https://www.fandom.com [Fandom Main Web Server]</w:t>
+      </w:r>
+    </w:p>
+    <w:p>
+      <w:pPr>
+        <w:ind w:left="720"/>
+      </w:pPr>
+      <w:r>
         <w:t xml:space="preserve">* </w:t>
       </w:r>
       <w:r>
@@ -3909,7 +4464,10 @@
         <w:t>Download Method</w:t>
       </w:r>
       <w:r>
-        <w:t xml:space="preserve">: - </w:t>
+        <w:t xml:space="preserve">: </w:t>
+      </w:r>
+      <w:r>
+        <w:t xml:space="preserve">Browser Extension: </w:t>
       </w:r>
       <w:proofErr w:type="spellStart"/>
       <w:r>
@@ -3917,31 +4475,19 @@
       </w:r>
       <w:proofErr w:type="spellEnd"/>
       <w:r>
-        <w:t xml:space="preserve"> </w:t>
-      </w:r>
-      <w:r>
-        <w:t>extension </w:t>
-      </w:r>
-      <w:r>
-        <w:t>-&gt; get html file</w:t>
-      </w:r>
-      <w:r>
-        <w:br/>
-        <w:t xml:space="preserve"> - </w:t>
-      </w:r>
-      <w:hyperlink r:id="rId29" w:history="1">
-        <w:r>
-          <w:rPr>
-            <w:rStyle w:val="Hyperlink"/>
-          </w:rPr>
-          <w:t>https://www.sejda.com/html-to-pdf</w:t>
-        </w:r>
-      </w:hyperlink>
-      <w:r>
-        <w:t xml:space="preserve"> -&gt; </w:t>
-      </w:r>
-      <w:r>
-        <w:t>convert html to pdf</w:t>
+        <w:t xml:space="preserve"> (https://chromewebstore.google.com/detail/singlefile/mpiodijhokgodhhofbcjdecpffjipkle) [Used to save the full webpage as a single HTML file] → Web Tool: </w:t>
+      </w:r>
+      <w:proofErr w:type="spellStart"/>
+      <w:r>
+        <w:t>Sejda</w:t>
+      </w:r>
+      <w:proofErr w:type="spellEnd"/>
+      <w:r>
+        <w:t xml:space="preserve"> – HTML to </w:t>
+      </w:r>
+      <w:r>
+        <w:lastRenderedPageBreak/>
+        <w:t xml:space="preserve">PDF (https://www.sejda.com/html-to-pdf) [Used to convert the saved HTML file into a PDF document] </w:t>
       </w:r>
     </w:p>
     <w:p>
@@ -4016,10 +4562,36 @@
         <w:t xml:space="preserve">: </w:t>
       </w:r>
       <w:r>
-        <w:t xml:space="preserve">KINGSTON Games (F:)/Games/.. </w:t>
-      </w:r>
-      <w:r>
-        <w:br/>
+        <w:t>KINGSTON Games (F:)/Games/..</w:t>
+      </w:r>
+      <w:r>
+        <w:t xml:space="preserve"> | </w:t>
+      </w:r>
+      <w:proofErr w:type="spellStart"/>
+      <w:r>
+        <w:t>StorageType</w:t>
+      </w:r>
+      <w:proofErr w:type="spellEnd"/>
+      <w:r>
+        <w:t xml:space="preserve">: Cloud -&gt; Platform: GitHub -&gt; Account: gamekingdomelbaf1 -&gt; Repository: </w:t>
+      </w:r>
+      <w:proofErr w:type="spellStart"/>
+      <w:r>
+        <w:t>KingdomheartsGame</w:t>
+      </w:r>
+      <w:proofErr w:type="spellEnd"/>
+      <w:r>
+        <w:t xml:space="preserve"> -&gt; Path: Games/PC/Strategy/Commandos Behind Enemy Lines (2.51 GB)/</w:t>
+      </w:r>
+      <w:r>
+        <w:t>..</w:t>
+      </w:r>
+    </w:p>
+    <w:p>
+      <w:pPr>
+        <w:ind w:left="720"/>
+      </w:pPr>
+      <w:r>
         <w:t xml:space="preserve">* </w:t>
       </w:r>
       <w:r>
@@ -4047,7 +4619,6 @@
         </w:numPr>
       </w:pPr>
       <w:r>
-        <w:lastRenderedPageBreak/>
         <w:t xml:space="preserve">* </w:t>
       </w:r>
       <w:r>
@@ -4101,28 +4672,7 @@
         <w:t>] [</w:t>
       </w:r>
       <w:r>
-        <w:t>Fandom</w:t>
-      </w:r>
-      <w:r>
-        <w:t>: Commandos</w:t>
-      </w:r>
-      <w:r>
-        <w:t>:</w:t>
-      </w:r>
-      <w:r>
-        <w:t xml:space="preserve"> Behind Enemy Lines</w:t>
-      </w:r>
-      <w:r>
-        <w:t xml:space="preserve">: </w:t>
-      </w:r>
-      <w:r>
-        <w:t>Missions</w:t>
-      </w:r>
-      <w:r>
-        <w:t xml:space="preserve">: </w:t>
-      </w:r>
-      <w:r>
-        <w:t>Up on the Roof</w:t>
+        <w:t>Commandos: Behind Enemy Lines - PC - Documentation 28 -&gt; Fandom: Commandos: Behind Enemy Lines: Missions: Up on the Roof</w:t>
       </w:r>
       <w:r>
         <w:t>]</w:t>
@@ -4179,12 +4729,51 @@
           <w:b/>
           <w:bCs/>
         </w:rPr>
+        <w:t xml:space="preserve">Source </w:t>
+      </w:r>
+      <w:r>
+        <w:rPr>
+          <w:b/>
+          <w:bCs/>
+        </w:rPr>
+        <w:t>Platform</w:t>
+      </w:r>
+      <w:r>
+        <w:t xml:space="preserve">: </w:t>
+      </w:r>
+      <w:r>
+        <w:t>Fandom (</w:t>
+      </w:r>
+      <w:hyperlink r:id="rId31" w:history="1">
+        <w:r>
+          <w:rPr>
+            <w:rStyle w:val="Hyperlink"/>
+          </w:rPr>
+          <w:t>https://www.fandom.com</w:t>
+        </w:r>
+      </w:hyperlink>
+      <w:r>
+        <w:t>)</w:t>
+      </w:r>
+    </w:p>
+    <w:p>
+      <w:pPr>
+        <w:ind w:left="720"/>
+      </w:pPr>
+      <w:r>
+        <w:t xml:space="preserve">* </w:t>
+      </w:r>
+      <w:r>
+        <w:rPr>
+          <w:b/>
+          <w:bCs/>
+        </w:rPr>
         <w:t>Download Source</w:t>
       </w:r>
       <w:r>
         <w:t xml:space="preserve">: </w:t>
       </w:r>
-      <w:hyperlink r:id="rId30" w:history="1">
+      <w:hyperlink r:id="rId32" w:history="1">
         <w:r>
           <w:rPr>
             <w:rStyle w:val="Hyperlink"/>
@@ -4198,9 +4787,11 @@
       <w:r>
         <w:t xml:space="preserve">  </w:t>
       </w:r>
-      <w:r>
-        <w:br/>
-      </w:r>
+    </w:p>
+    <w:p>
+      <w:pPr>
+        <w:ind w:left="720"/>
+      </w:pPr>
       <w:r>
         <w:t xml:space="preserve">* </w:t>
       </w:r>
@@ -4212,13 +4803,17 @@
         <w:t>Download Server / Mirror</w:t>
       </w:r>
       <w:r>
-        <w:t>: commandos.fandom.com</w:t>
-      </w:r>
-      <w:r>
-        <w:t xml:space="preserve">         </w:t>
-      </w:r>
-      <w:r>
-        <w:br/>
+        <w:t xml:space="preserve">: </w:t>
+      </w:r>
+      <w:r>
+        <w:t>https://www.fandom.com [Fandom Main Web Server]</w:t>
+      </w:r>
+    </w:p>
+    <w:p>
+      <w:pPr>
+        <w:ind w:left="720"/>
+      </w:pPr>
+      <w:r>
         <w:t xml:space="preserve">* </w:t>
       </w:r>
       <w:r>
@@ -4229,7 +4824,10 @@
         <w:t>Download Method</w:t>
       </w:r>
       <w:r>
-        <w:t xml:space="preserve">: - </w:t>
+        <w:t xml:space="preserve">: </w:t>
+      </w:r>
+      <w:r>
+        <w:t xml:space="preserve">Browser Extension: </w:t>
       </w:r>
       <w:proofErr w:type="spellStart"/>
       <w:r>
@@ -4237,31 +4835,15 @@
       </w:r>
       <w:proofErr w:type="spellEnd"/>
       <w:r>
-        <w:t xml:space="preserve"> </w:t>
-      </w:r>
-      <w:r>
-        <w:t>extension </w:t>
-      </w:r>
-      <w:r>
-        <w:t>-&gt; get html file</w:t>
-      </w:r>
-      <w:r>
-        <w:br/>
-        <w:t xml:space="preserve"> - </w:t>
-      </w:r>
-      <w:hyperlink r:id="rId31" w:history="1">
-        <w:r>
-          <w:rPr>
-            <w:rStyle w:val="Hyperlink"/>
-          </w:rPr>
-          <w:t>https://www.sejda.com/html-to-pdf</w:t>
-        </w:r>
-      </w:hyperlink>
-      <w:r>
-        <w:t xml:space="preserve"> -&gt; </w:t>
-      </w:r>
-      <w:r>
-        <w:t>convert html to pdf</w:t>
+        <w:t xml:space="preserve"> (https://chromewebstore.google.com/detail/singlefile/mpiodijhokgodhhofbcjdecpffjipkle) [Used to save the full webpage as a single HTML file] → Web Tool: </w:t>
+      </w:r>
+      <w:proofErr w:type="spellStart"/>
+      <w:r>
+        <w:t>Sejda</w:t>
+      </w:r>
+      <w:proofErr w:type="spellEnd"/>
+      <w:r>
+        <w:t xml:space="preserve"> – HTML to PDF (https://www.sejda.com/html-to-pdf) [Used to convert the saved HTML file into a PDF document] </w:t>
       </w:r>
     </w:p>
     <w:p>
@@ -4323,6 +4905,7 @@
         <w:ind w:left="720"/>
       </w:pPr>
       <w:r>
+        <w:lastRenderedPageBreak/>
         <w:t xml:space="preserve">* </w:t>
       </w:r>
       <w:r>
@@ -4336,10 +4919,36 @@
         <w:t xml:space="preserve">: </w:t>
       </w:r>
       <w:r>
-        <w:t xml:space="preserve">KINGSTON Games (F:)/Games/.. </w:t>
-      </w:r>
-      <w:r>
-        <w:br/>
+        <w:t>KINGSTON Games (F:)/Games/..</w:t>
+      </w:r>
+      <w:r>
+        <w:t xml:space="preserve"> | </w:t>
+      </w:r>
+      <w:proofErr w:type="spellStart"/>
+      <w:r>
+        <w:t>StorageType</w:t>
+      </w:r>
+      <w:proofErr w:type="spellEnd"/>
+      <w:r>
+        <w:t xml:space="preserve">: Cloud -&gt; Platform: GitHub -&gt; Account: gamekingdomelbaf1 -&gt; Repository: </w:t>
+      </w:r>
+      <w:proofErr w:type="spellStart"/>
+      <w:r>
+        <w:t>KingdomheartsGame</w:t>
+      </w:r>
+      <w:proofErr w:type="spellEnd"/>
+      <w:r>
+        <w:t xml:space="preserve"> -&gt; Path: Games/PC/Strategy/Commandos Behind Enemy Lines (2.51 GB)/</w:t>
+      </w:r>
+      <w:r>
+        <w:t>..</w:t>
+      </w:r>
+    </w:p>
+    <w:p>
+      <w:pPr>
+        <w:ind w:left="720"/>
+      </w:pPr>
+      <w:r>
         <w:t xml:space="preserve">* </w:t>
       </w:r>
       <w:r>
@@ -4420,28 +5029,7 @@
         <w:t>] [</w:t>
       </w:r>
       <w:r>
-        <w:t>Fandom</w:t>
-      </w:r>
-      <w:r>
-        <w:t>: Commandos</w:t>
-      </w:r>
-      <w:r>
-        <w:t>:</w:t>
-      </w:r>
-      <w:r>
-        <w:t xml:space="preserve"> Behind Enemy Lines</w:t>
-      </w:r>
-      <w:r>
-        <w:t xml:space="preserve">: </w:t>
-      </w:r>
-      <w:r>
-        <w:t>Missions</w:t>
-      </w:r>
-      <w:r>
-        <w:t xml:space="preserve">: </w:t>
-      </w:r>
-      <w:r>
-        <w:t>David and Goliath</w:t>
+        <w:t>Commandos: Behind Enemy Lines - PC - Documentation 29 -&gt; Fandom: Commandos: Behind Enemy Lines: Missions: David and Goliath</w:t>
       </w:r>
       <w:r>
         <w:t>]</w:t>
@@ -4498,12 +5086,51 @@
           <w:b/>
           <w:bCs/>
         </w:rPr>
+        <w:t xml:space="preserve">Source </w:t>
+      </w:r>
+      <w:r>
+        <w:rPr>
+          <w:b/>
+          <w:bCs/>
+        </w:rPr>
+        <w:t>Platform</w:t>
+      </w:r>
+      <w:r>
+        <w:t xml:space="preserve">: </w:t>
+      </w:r>
+      <w:r>
+        <w:t>Fandom (</w:t>
+      </w:r>
+      <w:hyperlink r:id="rId33" w:history="1">
+        <w:r>
+          <w:rPr>
+            <w:rStyle w:val="Hyperlink"/>
+          </w:rPr>
+          <w:t>https://www.fandom.com</w:t>
+        </w:r>
+      </w:hyperlink>
+      <w:r>
+        <w:t>)</w:t>
+      </w:r>
+    </w:p>
+    <w:p>
+      <w:pPr>
+        <w:ind w:left="720"/>
+      </w:pPr>
+      <w:r>
+        <w:t xml:space="preserve">* </w:t>
+      </w:r>
+      <w:r>
+        <w:rPr>
+          <w:b/>
+          <w:bCs/>
+        </w:rPr>
         <w:t>Download Source</w:t>
       </w:r>
       <w:r>
         <w:t xml:space="preserve">: </w:t>
       </w:r>
-      <w:hyperlink r:id="rId32" w:history="1">
+      <w:hyperlink r:id="rId34" w:history="1">
         <w:r>
           <w:rPr>
             <w:rStyle w:val="Hyperlink"/>
@@ -4511,9 +5138,11 @@
           <w:t>https://commandos.fandom.com/wiki/David_and_Goliath</w:t>
         </w:r>
       </w:hyperlink>
-      <w:r>
-        <w:br/>
-      </w:r>
+    </w:p>
+    <w:p>
+      <w:pPr>
+        <w:ind w:left="720"/>
+      </w:pPr>
       <w:r>
         <w:t xml:space="preserve">* </w:t>
       </w:r>
@@ -4525,16 +5154,17 @@
         <w:t>Download Server / Mirror</w:t>
       </w:r>
       <w:r>
-        <w:t>: commandos.fandom.com</w:t>
-      </w:r>
-      <w:r>
-        <w:t xml:space="preserve"> </w:t>
-      </w:r>
-      <w:r>
-        <w:t xml:space="preserve">            </w:t>
-      </w:r>
-      <w:r>
-        <w:br/>
+        <w:t xml:space="preserve">: </w:t>
+      </w:r>
+      <w:r>
+        <w:t>https://www.fandom.com [Fandom Main Web Server]</w:t>
+      </w:r>
+    </w:p>
+    <w:p>
+      <w:pPr>
+        <w:ind w:left="720"/>
+      </w:pPr>
+      <w:r>
         <w:t xml:space="preserve">* </w:t>
       </w:r>
       <w:r>
@@ -4545,7 +5175,10 @@
         <w:t>Download Method</w:t>
       </w:r>
       <w:r>
-        <w:t xml:space="preserve">: - </w:t>
+        <w:t xml:space="preserve">: </w:t>
+      </w:r>
+      <w:r>
+        <w:t xml:space="preserve">Browser Extension: </w:t>
       </w:r>
       <w:proofErr w:type="spellStart"/>
       <w:r>
@@ -4553,31 +5186,15 @@
       </w:r>
       <w:proofErr w:type="spellEnd"/>
       <w:r>
-        <w:t xml:space="preserve"> </w:t>
-      </w:r>
-      <w:r>
-        <w:t>extension </w:t>
-      </w:r>
-      <w:r>
-        <w:t>-&gt; get html file</w:t>
-      </w:r>
-      <w:r>
-        <w:br/>
-        <w:t xml:space="preserve"> - </w:t>
-      </w:r>
-      <w:hyperlink r:id="rId33" w:history="1">
-        <w:r>
-          <w:rPr>
-            <w:rStyle w:val="Hyperlink"/>
-          </w:rPr>
-          <w:t>https://www.sejda.com/html-to-pdf</w:t>
-        </w:r>
-      </w:hyperlink>
-      <w:r>
-        <w:t xml:space="preserve"> -&gt; </w:t>
-      </w:r>
-      <w:r>
-        <w:t>convert html to pdf</w:t>
+        <w:t xml:space="preserve"> (https://chromewebstore.google.com/detail/singlefile/mpiodijhokgodhhofbcjdecpffjipkle) [Used to save the full webpage as a single HTML file] → Web Tool: </w:t>
+      </w:r>
+      <w:proofErr w:type="spellStart"/>
+      <w:r>
+        <w:t>Sejda</w:t>
+      </w:r>
+      <w:proofErr w:type="spellEnd"/>
+      <w:r>
+        <w:t xml:space="preserve"> – HTML to PDF (https://www.sejda.com/html-to-pdf) [Used to convert the saved HTML file into a PDF document] </w:t>
       </w:r>
     </w:p>
     <w:p>
@@ -4639,7 +5256,6 @@
         <w:ind w:left="720"/>
       </w:pPr>
       <w:r>
-        <w:lastRenderedPageBreak/>
         <w:t xml:space="preserve">* </w:t>
       </w:r>
       <w:r>
@@ -4653,10 +5269,36 @@
         <w:t xml:space="preserve">: </w:t>
       </w:r>
       <w:r>
-        <w:t xml:space="preserve">KINGSTON Games (F:)/Games/.. </w:t>
-      </w:r>
-      <w:r>
-        <w:br/>
+        <w:t>KINGSTON Games (F:)/Games/..</w:t>
+      </w:r>
+      <w:r>
+        <w:t xml:space="preserve"> | </w:t>
+      </w:r>
+      <w:proofErr w:type="spellStart"/>
+      <w:r>
+        <w:t>StorageType</w:t>
+      </w:r>
+      <w:proofErr w:type="spellEnd"/>
+      <w:r>
+        <w:t xml:space="preserve">: Cloud -&gt; Platform: GitHub -&gt; Account: gamekingdomelbaf1 -&gt; Repository: </w:t>
+      </w:r>
+      <w:proofErr w:type="spellStart"/>
+      <w:r>
+        <w:t>KingdomheartsGame</w:t>
+      </w:r>
+      <w:proofErr w:type="spellEnd"/>
+      <w:r>
+        <w:t xml:space="preserve"> -&gt; Path: Games/PC/Strategy/Commandos Behind Enemy Lines (2.51 GB)/</w:t>
+      </w:r>
+      <w:r>
+        <w:t>..</w:t>
+      </w:r>
+    </w:p>
+    <w:p>
+      <w:pPr>
+        <w:ind w:left="720"/>
+      </w:pPr>
+      <w:r>
         <w:t xml:space="preserve">* </w:t>
       </w:r>
       <w:r>
@@ -4669,6 +5311,11 @@
       <w:r>
         <w:t>:</w:t>
       </w:r>
+    </w:p>
+    <w:p>
+      <w:pPr>
+        <w:ind w:left="720"/>
+      </w:pPr>
     </w:p>
     <w:p>
       <w:pPr>
@@ -4684,6 +5331,7 @@
         </w:numPr>
       </w:pPr>
       <w:r>
+        <w:lastRenderedPageBreak/>
         <w:t xml:space="preserve">* </w:t>
       </w:r>
       <w:r>
@@ -4737,28 +5385,7 @@
         <w:t>] [</w:t>
       </w:r>
       <w:r>
-        <w:t>Fandom</w:t>
-      </w:r>
-      <w:r>
-        <w:t>: Commandos</w:t>
-      </w:r>
-      <w:r>
-        <w:t>:</w:t>
-      </w:r>
-      <w:r>
-        <w:t xml:space="preserve"> Behind Enemy Lines</w:t>
-      </w:r>
-      <w:r>
-        <w:t xml:space="preserve">: </w:t>
-      </w:r>
-      <w:r>
-        <w:t>Missions</w:t>
-      </w:r>
-      <w:r>
-        <w:t xml:space="preserve">: </w:t>
-      </w:r>
-      <w:r>
-        <w:t>D-Day Kick Off</w:t>
+        <w:t>Commandos: Behind Enemy Lines - PC - Documentation 30 -&gt; Fandom: Commandos: Behind Enemy Lines: Missions: D-Day Kick Off</w:t>
       </w:r>
       <w:r>
         <w:t>]</w:t>
@@ -4815,12 +5442,51 @@
           <w:b/>
           <w:bCs/>
         </w:rPr>
+        <w:t xml:space="preserve">Source </w:t>
+      </w:r>
+      <w:r>
+        <w:rPr>
+          <w:b/>
+          <w:bCs/>
+        </w:rPr>
+        <w:t>Platform</w:t>
+      </w:r>
+      <w:r>
+        <w:t xml:space="preserve">: </w:t>
+      </w:r>
+      <w:r>
+        <w:t>Fandom (</w:t>
+      </w:r>
+      <w:hyperlink r:id="rId35" w:history="1">
+        <w:r>
+          <w:rPr>
+            <w:rStyle w:val="Hyperlink"/>
+          </w:rPr>
+          <w:t>https://www.fandom.com</w:t>
+        </w:r>
+      </w:hyperlink>
+      <w:r>
+        <w:t>)</w:t>
+      </w:r>
+    </w:p>
+    <w:p>
+      <w:pPr>
+        <w:ind w:left="720"/>
+      </w:pPr>
+      <w:r>
+        <w:t xml:space="preserve">* </w:t>
+      </w:r>
+      <w:r>
+        <w:rPr>
+          <w:b/>
+          <w:bCs/>
+        </w:rPr>
         <w:t>Download Source</w:t>
       </w:r>
       <w:r>
         <w:t xml:space="preserve">: </w:t>
       </w:r>
-      <w:hyperlink r:id="rId34" w:history="1">
+      <w:hyperlink r:id="rId36" w:history="1">
         <w:r>
           <w:rPr>
             <w:rStyle w:val="Hyperlink"/>
@@ -4834,148 +5500,163 @@
       <w:r>
         <w:t xml:space="preserve">    </w:t>
       </w:r>
+    </w:p>
+    <w:p>
+      <w:pPr>
+        <w:ind w:left="720"/>
+      </w:pPr>
+      <w:r>
+        <w:t xml:space="preserve">* </w:t>
+      </w:r>
+      <w:r>
+        <w:rPr>
+          <w:b/>
+          <w:bCs/>
+        </w:rPr>
+        <w:t>Download Server / Mirror</w:t>
+      </w:r>
+      <w:r>
+        <w:t xml:space="preserve">: </w:t>
+      </w:r>
+      <w:r>
+        <w:t>https://www.fandom.com [Fandom Main Web Server]</w:t>
+      </w:r>
+    </w:p>
+    <w:p>
+      <w:pPr>
+        <w:ind w:left="720"/>
+      </w:pPr>
+      <w:r>
+        <w:t xml:space="preserve">* </w:t>
+      </w:r>
+      <w:r>
+        <w:rPr>
+          <w:b/>
+          <w:bCs/>
+        </w:rPr>
+        <w:t>Download Method</w:t>
+      </w:r>
+      <w:r>
+        <w:t xml:space="preserve">: </w:t>
+      </w:r>
+      <w:r>
+        <w:t xml:space="preserve">Browser Extension: </w:t>
+      </w:r>
+      <w:proofErr w:type="spellStart"/>
+      <w:r>
+        <w:t>SingleFile</w:t>
+      </w:r>
+      <w:proofErr w:type="spellEnd"/>
+      <w:r>
+        <w:t xml:space="preserve"> (https://chromewebstore.google.com/detail/singlefile/mpiodijhokgodhhofbcjdecpffjipkle) [Used to save the full webpage as a single HTML file] → Web Tool: </w:t>
+      </w:r>
+      <w:proofErr w:type="spellStart"/>
+      <w:r>
+        <w:t>Sejda</w:t>
+      </w:r>
+      <w:proofErr w:type="spellEnd"/>
+      <w:r>
+        <w:t xml:space="preserve"> – HTML to PDF (https://www.sejda.com/html-to-pdf) [Used to convert the saved HTML file into a PDF document] </w:t>
+      </w:r>
+    </w:p>
+    <w:p>
+      <w:pPr>
+        <w:ind w:left="720"/>
+      </w:pPr>
+      <w:r>
+        <w:t xml:space="preserve">* </w:t>
+      </w:r>
+      <w:r>
+        <w:rPr>
+          <w:b/>
+          <w:bCs/>
+        </w:rPr>
+        <w:t>Download Format</w:t>
+      </w:r>
+      <w:r>
+        <w:t>: .pdf</w:t>
+      </w:r>
+    </w:p>
+    <w:p>
+      <w:pPr>
+        <w:ind w:left="720"/>
+      </w:pPr>
+      <w:r>
+        <w:t xml:space="preserve">* </w:t>
+      </w:r>
+      <w:r>
+        <w:rPr>
+          <w:b/>
+          <w:bCs/>
+        </w:rPr>
+        <w:t>Download Quality</w:t>
+      </w:r>
+      <w:r>
+        <w:t xml:space="preserve">: High </w:t>
+      </w:r>
+    </w:p>
+    <w:p>
+      <w:pPr>
+        <w:ind w:left="720"/>
+      </w:pPr>
+      <w:r>
+        <w:t xml:space="preserve">* </w:t>
+      </w:r>
+      <w:r>
+        <w:rPr>
+          <w:b/>
+          <w:bCs/>
+        </w:rPr>
+        <w:t>Download Date</w:t>
+      </w:r>
+      <w:r>
+        <w:t>: 9/5/2025</w:t>
+      </w:r>
+    </w:p>
+    <w:p>
+      <w:pPr>
+        <w:ind w:left="720"/>
+      </w:pPr>
+      <w:r>
+        <w:t xml:space="preserve">* </w:t>
+      </w:r>
+      <w:r>
+        <w:rPr>
+          <w:b/>
+          <w:bCs/>
+        </w:rPr>
+        <w:t>Saved Location</w:t>
+      </w:r>
+      <w:r>
+        <w:t xml:space="preserve">: </w:t>
+      </w:r>
+      <w:r>
+        <w:t>KINGSTON Games (F:)/Games/..</w:t>
+      </w:r>
+      <w:r>
+        <w:t xml:space="preserve"> | </w:t>
+      </w:r>
+      <w:proofErr w:type="spellStart"/>
+      <w:r>
+        <w:t>StorageType</w:t>
+      </w:r>
+      <w:proofErr w:type="spellEnd"/>
+      <w:r>
+        <w:t xml:space="preserve">: Cloud -&gt; Platform: GitHub -&gt; Account: gamekingdomelbaf1 -&gt; Repository: </w:t>
+      </w:r>
+      <w:proofErr w:type="spellStart"/>
+      <w:r>
+        <w:t>KingdomheartsGame</w:t>
+      </w:r>
+      <w:proofErr w:type="spellEnd"/>
+      <w:r>
+        <w:t xml:space="preserve"> -&gt; Path: Games/PC/Strategy/Commandos Behind Enemy Lines (2.51 GB)/</w:t>
+      </w:r>
+      <w:r>
+        <w:t>..</w:t>
+      </w:r>
       <w:r>
         <w:br/>
-      </w:r>
-      <w:r>
-        <w:t xml:space="preserve">* </w:t>
-      </w:r>
-      <w:r>
-        <w:rPr>
-          <w:b/>
-          <w:bCs/>
-        </w:rPr>
-        <w:t>Download Server / Mirror</w:t>
-      </w:r>
-      <w:r>
-        <w:t>: commandos.fandom.com</w:t>
-      </w:r>
-      <w:r>
-        <w:t xml:space="preserve">      </w:t>
-      </w:r>
-      <w:r>
-        <w:br/>
-        <w:t xml:space="preserve">* </w:t>
-      </w:r>
-      <w:r>
-        <w:rPr>
-          <w:b/>
-          <w:bCs/>
-        </w:rPr>
-        <w:t>Download Method</w:t>
-      </w:r>
-      <w:r>
-        <w:t xml:space="preserve">: - </w:t>
-      </w:r>
-      <w:proofErr w:type="spellStart"/>
-      <w:r>
-        <w:t>SingleFile</w:t>
-      </w:r>
-      <w:proofErr w:type="spellEnd"/>
-      <w:r>
-        <w:t xml:space="preserve"> </w:t>
-      </w:r>
-      <w:r>
-        <w:t>extension </w:t>
-      </w:r>
-      <w:r>
-        <w:t>-&gt; get html file</w:t>
-      </w:r>
-      <w:r>
-        <w:br/>
-        <w:t xml:space="preserve"> - </w:t>
-      </w:r>
-      <w:hyperlink r:id="rId35" w:history="1">
-        <w:r>
-          <w:rPr>
-            <w:rStyle w:val="Hyperlink"/>
-          </w:rPr>
-          <w:t>https://www.sejda.com/html-to-pdf</w:t>
-        </w:r>
-      </w:hyperlink>
-      <w:r>
-        <w:t xml:space="preserve"> -&gt; </w:t>
-      </w:r>
-      <w:r>
-        <w:t>convert html to pdf</w:t>
-      </w:r>
-    </w:p>
-    <w:p>
-      <w:pPr>
-        <w:ind w:left="720"/>
-      </w:pPr>
-      <w:r>
-        <w:t xml:space="preserve">* </w:t>
-      </w:r>
-      <w:r>
-        <w:rPr>
-          <w:b/>
-          <w:bCs/>
-        </w:rPr>
-        <w:t>Download Format</w:t>
-      </w:r>
-      <w:r>
-        <w:t>: .pdf</w:t>
-      </w:r>
-    </w:p>
-    <w:p>
-      <w:pPr>
-        <w:ind w:left="720"/>
-      </w:pPr>
-      <w:r>
-        <w:t xml:space="preserve">* </w:t>
-      </w:r>
-      <w:r>
-        <w:rPr>
-          <w:b/>
-          <w:bCs/>
-        </w:rPr>
-        <w:t>Download Quality</w:t>
-      </w:r>
-      <w:r>
-        <w:t xml:space="preserve">: High </w:t>
-      </w:r>
-    </w:p>
-    <w:p>
-      <w:pPr>
-        <w:ind w:left="720"/>
-      </w:pPr>
-      <w:r>
-        <w:t xml:space="preserve">* </w:t>
-      </w:r>
-      <w:r>
-        <w:rPr>
-          <w:b/>
-          <w:bCs/>
-        </w:rPr>
-        <w:t>Download Date</w:t>
-      </w:r>
-      <w:r>
-        <w:t>: 9/5/2025</w:t>
-      </w:r>
-    </w:p>
-    <w:p>
-      <w:pPr>
-        <w:ind w:left="720"/>
-      </w:pPr>
-      <w:r>
-        <w:t xml:space="preserve">* </w:t>
-      </w:r>
-      <w:r>
-        <w:rPr>
-          <w:b/>
-          <w:bCs/>
-        </w:rPr>
-        <w:t>Saved Location</w:t>
-      </w:r>
-      <w:r>
-        <w:t xml:space="preserve">: </w:t>
-      </w:r>
-      <w:r>
-        <w:t xml:space="preserve">KINGSTON Games (F:)/Games/.. </w:t>
-      </w:r>
-      <w:r>
-        <w:br/>
         <w:t xml:space="preserve">* </w:t>
       </w:r>
       <w:r>
@@ -4990,9 +5671,9 @@
       </w:r>
     </w:p>
     <w:p>
-      <w:pPr>
-        <w:ind w:left="720"/>
-      </w:pPr>
+      <w:r>
+        <w:br w:type="page"/>
+      </w:r>
     </w:p>
     <w:p>
       <w:pPr>
@@ -5003,6 +5684,7 @@
         </w:numPr>
       </w:pPr>
       <w:r>
+        <w:lastRenderedPageBreak/>
         <w:t xml:space="preserve">* </w:t>
       </w:r>
       <w:r>
@@ -5056,28 +5738,7 @@
         <w:t>] [</w:t>
       </w:r>
       <w:r>
-        <w:t>Fandom</w:t>
-      </w:r>
-      <w:r>
-        <w:t>: Commandos</w:t>
-      </w:r>
-      <w:r>
-        <w:t>:</w:t>
-      </w:r>
-      <w:r>
-        <w:t xml:space="preserve"> Behind Enemy Lines</w:t>
-      </w:r>
-      <w:r>
-        <w:t xml:space="preserve">: </w:t>
-      </w:r>
-      <w:r>
-        <w:t>Missions</w:t>
-      </w:r>
-      <w:r>
-        <w:t xml:space="preserve">: </w:t>
-      </w:r>
-      <w:r>
-        <w:t>The End of the Butcher</w:t>
+        <w:t>Commandos: Behind Enemy Lines - PC - Documentation 31 -&gt; Fandom: Commandos: Behind Enemy Lines: Missions: The End of the Butcher</w:t>
       </w:r>
       <w:r>
         <w:t>]</w:t>
@@ -5134,12 +5795,51 @@
           <w:b/>
           <w:bCs/>
         </w:rPr>
+        <w:t xml:space="preserve">Source </w:t>
+      </w:r>
+      <w:r>
+        <w:rPr>
+          <w:b/>
+          <w:bCs/>
+        </w:rPr>
+        <w:t>Platform</w:t>
+      </w:r>
+      <w:r>
+        <w:t xml:space="preserve">: </w:t>
+      </w:r>
+      <w:r>
+        <w:t>Fandom (</w:t>
+      </w:r>
+      <w:hyperlink r:id="rId37" w:history="1">
+        <w:r>
+          <w:rPr>
+            <w:rStyle w:val="Hyperlink"/>
+          </w:rPr>
+          <w:t>https://www.fandom.com</w:t>
+        </w:r>
+      </w:hyperlink>
+      <w:r>
+        <w:t>)</w:t>
+      </w:r>
+    </w:p>
+    <w:p>
+      <w:pPr>
+        <w:ind w:left="720"/>
+      </w:pPr>
+      <w:r>
+        <w:t xml:space="preserve">* </w:t>
+      </w:r>
+      <w:r>
+        <w:rPr>
+          <w:b/>
+          <w:bCs/>
+        </w:rPr>
         <w:t>Download Source</w:t>
       </w:r>
       <w:r>
         <w:t xml:space="preserve">: </w:t>
       </w:r>
-      <w:hyperlink r:id="rId36" w:history="1">
+      <w:hyperlink r:id="rId38" w:history="1">
         <w:r>
           <w:rPr>
             <w:rStyle w:val="Hyperlink"/>
@@ -5151,11 +5851,13 @@
         <w:t xml:space="preserve"> </w:t>
       </w:r>
       <w:r>
-        <w:t xml:space="preserve">    </w:t>
-      </w:r>
-      <w:r>
-        <w:br/>
-      </w:r>
+        <w:t xml:space="preserve">  </w:t>
+      </w:r>
+    </w:p>
+    <w:p>
+      <w:pPr>
+        <w:ind w:left="720"/>
+      </w:pPr>
       <w:r>
         <w:t xml:space="preserve">* </w:t>
       </w:r>
@@ -5167,13 +5869,17 @@
         <w:t>Download Server / Mirror</w:t>
       </w:r>
       <w:r>
-        <w:t>: commandos.fandom.com</w:t>
-      </w:r>
-      <w:r>
-        <w:t xml:space="preserve">      </w:t>
-      </w:r>
-      <w:r>
-        <w:br/>
+        <w:t xml:space="preserve">: </w:t>
+      </w:r>
+      <w:r>
+        <w:t>https://www.fandom.com [Fandom Main Web Server]</w:t>
+      </w:r>
+    </w:p>
+    <w:p>
+      <w:pPr>
+        <w:ind w:left="720"/>
+      </w:pPr>
+      <w:r>
         <w:t xml:space="preserve">* </w:t>
       </w:r>
       <w:r>
@@ -5184,7 +5890,10 @@
         <w:t>Download Method</w:t>
       </w:r>
       <w:r>
-        <w:t xml:space="preserve">: - </w:t>
+        <w:t xml:space="preserve">: </w:t>
+      </w:r>
+      <w:r>
+        <w:t xml:space="preserve">Browser Extension: </w:t>
       </w:r>
       <w:proofErr w:type="spellStart"/>
       <w:r>
@@ -5192,31 +5901,15 @@
       </w:r>
       <w:proofErr w:type="spellEnd"/>
       <w:r>
-        <w:t xml:space="preserve"> </w:t>
-      </w:r>
-      <w:r>
-        <w:t>extension </w:t>
-      </w:r>
-      <w:r>
-        <w:t>-&gt; get html file</w:t>
-      </w:r>
-      <w:r>
-        <w:br/>
-        <w:t xml:space="preserve"> - </w:t>
-      </w:r>
-      <w:hyperlink r:id="rId37" w:history="1">
-        <w:r>
-          <w:rPr>
-            <w:rStyle w:val="Hyperlink"/>
-          </w:rPr>
-          <w:t>https://www.sejda.com/html-to-pdf</w:t>
-        </w:r>
-      </w:hyperlink>
-      <w:r>
-        <w:t xml:space="preserve"> -&gt; </w:t>
-      </w:r>
-      <w:r>
-        <w:t>convert html to pdf</w:t>
+        <w:t xml:space="preserve"> (https://chromewebstore.google.com/detail/singlefile/mpiodijhokgodhhofbcjdecpffjipkle) [Used to save the full webpage as a single HTML file] → Web Tool: </w:t>
+      </w:r>
+      <w:proofErr w:type="spellStart"/>
+      <w:r>
+        <w:t>Sejda</w:t>
+      </w:r>
+      <w:proofErr w:type="spellEnd"/>
+      <w:r>
+        <w:t xml:space="preserve"> – HTML to PDF (https://www.sejda.com/html-to-pdf) [Used to convert the saved HTML file into a PDF document] </w:t>
       </w:r>
     </w:p>
     <w:p>
@@ -5242,7 +5935,6 @@
         <w:ind w:left="720"/>
       </w:pPr>
       <w:r>
-        <w:lastRenderedPageBreak/>
         <w:t xml:space="preserve">* </w:t>
       </w:r>
       <w:r>
@@ -5292,10 +5984,36 @@
         <w:t xml:space="preserve">: </w:t>
       </w:r>
       <w:r>
-        <w:t xml:space="preserve">KINGSTON Games (F:)/Games/.. </w:t>
-      </w:r>
-      <w:r>
-        <w:br/>
+        <w:t>KINGSTON Games (F:)/Games/..</w:t>
+      </w:r>
+      <w:r>
+        <w:t xml:space="preserve"> | </w:t>
+      </w:r>
+      <w:proofErr w:type="spellStart"/>
+      <w:r>
+        <w:t>StorageType</w:t>
+      </w:r>
+      <w:proofErr w:type="spellEnd"/>
+      <w:r>
+        <w:t xml:space="preserve">: Cloud -&gt; Platform: GitHub -&gt; Account: gamekingdomelbaf1 -&gt; Repository: </w:t>
+      </w:r>
+      <w:proofErr w:type="spellStart"/>
+      <w:r>
+        <w:t>KingdomheartsGame</w:t>
+      </w:r>
+      <w:proofErr w:type="spellEnd"/>
+      <w:r>
+        <w:t xml:space="preserve"> -&gt; Path: Games/PC/Strategy/Commandos Behind Enemy Lines (2.51 GB)/</w:t>
+      </w:r>
+      <w:r>
+        <w:t>..</w:t>
+      </w:r>
+    </w:p>
+    <w:p>
+      <w:pPr>
+        <w:ind w:left="720"/>
+      </w:pPr>
+      <w:r>
         <w:t xml:space="preserve">* </w:t>
       </w:r>
       <w:r>
@@ -5310,9 +6028,9 @@
       </w:r>
     </w:p>
     <w:p>
-      <w:pPr>
-        <w:ind w:left="720"/>
-      </w:pPr>
+      <w:r>
+        <w:br w:type="page"/>
+      </w:r>
     </w:p>
     <w:p>
       <w:pPr>
@@ -5323,6 +6041,7 @@
         </w:numPr>
       </w:pPr>
       <w:r>
+        <w:lastRenderedPageBreak/>
         <w:t xml:space="preserve">* </w:t>
       </w:r>
       <w:r>
@@ -5376,28 +6095,7 @@
         <w:t>] [</w:t>
       </w:r>
       <w:r>
-        <w:t>Fandom</w:t>
-      </w:r>
-      <w:r>
-        <w:t>: Commandos</w:t>
-      </w:r>
-      <w:r>
-        <w:t>:</w:t>
-      </w:r>
-      <w:r>
-        <w:t xml:space="preserve"> Behind Enemy Lines</w:t>
-      </w:r>
-      <w:r>
-        <w:t xml:space="preserve">: </w:t>
-      </w:r>
-      <w:r>
-        <w:t>Missions</w:t>
-      </w:r>
-      <w:r>
-        <w:t xml:space="preserve">: </w:t>
-      </w:r>
-      <w:r>
-        <w:t>Stop Wildfire</w:t>
+        <w:t>Commandos: Behind Enemy Lines - PC - Documentation 32 -&gt; Fandom: Commandos: Behind Enemy Lines: Missions: Stop Wildfire</w:t>
       </w:r>
       <w:r>
         <w:t>]</w:t>
@@ -5454,12 +6152,51 @@
           <w:b/>
           <w:bCs/>
         </w:rPr>
+        <w:t xml:space="preserve">Source </w:t>
+      </w:r>
+      <w:r>
+        <w:rPr>
+          <w:b/>
+          <w:bCs/>
+        </w:rPr>
+        <w:t>Platform</w:t>
+      </w:r>
+      <w:r>
+        <w:t xml:space="preserve">: </w:t>
+      </w:r>
+      <w:r>
+        <w:t>Fandom (</w:t>
+      </w:r>
+      <w:hyperlink r:id="rId39" w:history="1">
+        <w:r>
+          <w:rPr>
+            <w:rStyle w:val="Hyperlink"/>
+          </w:rPr>
+          <w:t>https://www.fandom.com</w:t>
+        </w:r>
+      </w:hyperlink>
+      <w:r>
+        <w:t>)</w:t>
+      </w:r>
+    </w:p>
+    <w:p>
+      <w:pPr>
+        <w:ind w:left="720"/>
+      </w:pPr>
+      <w:r>
+        <w:t xml:space="preserve">* </w:t>
+      </w:r>
+      <w:r>
+        <w:rPr>
+          <w:b/>
+          <w:bCs/>
+        </w:rPr>
         <w:t>Download Source</w:t>
       </w:r>
       <w:r>
         <w:t xml:space="preserve">: </w:t>
       </w:r>
-      <w:hyperlink r:id="rId38" w:history="1">
+      <w:hyperlink r:id="rId40" w:history="1">
         <w:r>
           <w:rPr>
             <w:rStyle w:val="Hyperlink"/>
@@ -5473,9 +6210,11 @@
       <w:r>
         <w:t xml:space="preserve">     </w:t>
       </w:r>
-      <w:r>
-        <w:br/>
-      </w:r>
+    </w:p>
+    <w:p>
+      <w:pPr>
+        <w:ind w:left="720"/>
+      </w:pPr>
       <w:r>
         <w:t xml:space="preserve">* </w:t>
       </w:r>
@@ -5487,13 +6226,17 @@
         <w:t>Download Server / Mirror</w:t>
       </w:r>
       <w:r>
-        <w:t>: commandos.fandom.com</w:t>
-      </w:r>
-      <w:r>
-        <w:t xml:space="preserve">      </w:t>
-      </w:r>
-      <w:r>
-        <w:br/>
+        <w:t xml:space="preserve">: </w:t>
+      </w:r>
+      <w:r>
+        <w:t>https://www.fandom.com [Fandom Main Web Server]</w:t>
+      </w:r>
+    </w:p>
+    <w:p>
+      <w:pPr>
+        <w:ind w:left="720"/>
+      </w:pPr>
+      <w:r>
         <w:t xml:space="preserve">* </w:t>
       </w:r>
       <w:r>
@@ -5504,7 +6247,10 @@
         <w:t>Download Method</w:t>
       </w:r>
       <w:r>
-        <w:t xml:space="preserve">: - </w:t>
+        <w:t xml:space="preserve">: </w:t>
+      </w:r>
+      <w:r>
+        <w:t xml:space="preserve">Browser Extension: </w:t>
       </w:r>
       <w:proofErr w:type="spellStart"/>
       <w:r>
@@ -5512,31 +6258,15 @@
       </w:r>
       <w:proofErr w:type="spellEnd"/>
       <w:r>
-        <w:t xml:space="preserve"> </w:t>
-      </w:r>
-      <w:r>
-        <w:t>extension </w:t>
-      </w:r>
-      <w:r>
-        <w:t>-&gt; get html file</w:t>
-      </w:r>
-      <w:r>
-        <w:br/>
-        <w:t xml:space="preserve"> - </w:t>
-      </w:r>
-      <w:hyperlink r:id="rId39" w:history="1">
-        <w:r>
-          <w:rPr>
-            <w:rStyle w:val="Hyperlink"/>
-          </w:rPr>
-          <w:t>https://www.sejda.com/html-to-pdf</w:t>
-        </w:r>
-      </w:hyperlink>
-      <w:r>
-        <w:t xml:space="preserve"> -&gt; </w:t>
-      </w:r>
-      <w:r>
-        <w:t>convert html to pdf</w:t>
+        <w:t xml:space="preserve"> (https://chromewebstore.google.com/detail/singlefile/mpiodijhokgodhhofbcjdecpffjipkle) [Used to save the full webpage as a single HTML file] → Web Tool: </w:t>
+      </w:r>
+      <w:proofErr w:type="spellStart"/>
+      <w:r>
+        <w:t>Sejda</w:t>
+      </w:r>
+      <w:proofErr w:type="spellEnd"/>
+      <w:r>
+        <w:t xml:space="preserve"> – HTML to PDF (https://www.sejda.com/html-to-pdf) [Used to convert the saved HTML file into a PDF document] </w:t>
       </w:r>
     </w:p>
     <w:p>
@@ -5611,10 +6341,36 @@
         <w:t xml:space="preserve">: </w:t>
       </w:r>
       <w:r>
-        <w:t xml:space="preserve">KINGSTON Games (F:)/Games/.. </w:t>
-      </w:r>
-      <w:r>
-        <w:br/>
+        <w:t>KINGSTON Games (F:)/Games/..</w:t>
+      </w:r>
+      <w:r>
+        <w:t xml:space="preserve"> | </w:t>
+      </w:r>
+      <w:proofErr w:type="spellStart"/>
+      <w:r>
+        <w:t>StorageType</w:t>
+      </w:r>
+      <w:proofErr w:type="spellEnd"/>
+      <w:r>
+        <w:t xml:space="preserve">: Cloud -&gt; Platform: GitHub -&gt; Account: gamekingdomelbaf1 -&gt; Repository: </w:t>
+      </w:r>
+      <w:proofErr w:type="spellStart"/>
+      <w:r>
+        <w:t>KingdomheartsGame</w:t>
+      </w:r>
+      <w:proofErr w:type="spellEnd"/>
+      <w:r>
+        <w:t xml:space="preserve"> -&gt; Path: Games/PC/Strategy/Commandos Behind Enemy Lines (2.51 GB)/</w:t>
+      </w:r>
+      <w:r>
+        <w:t>..</w:t>
+      </w:r>
+    </w:p>
+    <w:p>
+      <w:pPr>
+        <w:ind w:left="720"/>
+      </w:pPr>
+      <w:r>
         <w:t xml:space="preserve">* </w:t>
       </w:r>
       <w:r>
@@ -5632,6 +6388,11 @@
       <w:pPr>
         <w:ind w:left="720"/>
       </w:pPr>
+    </w:p>
+    <w:p>
+      <w:r>
+        <w:br w:type="page"/>
+      </w:r>
     </w:p>
     <w:p>
       <w:pPr>
@@ -5642,6 +6403,7 @@
         </w:numPr>
       </w:pPr>
       <w:r>
+        <w:lastRenderedPageBreak/>
         <w:t xml:space="preserve">* </w:t>
       </w:r>
       <w:r>
@@ -5695,28 +6457,7 @@
         <w:t>] [</w:t>
       </w:r>
       <w:r>
-        <w:t>Fandom</w:t>
-      </w:r>
-      <w:r>
-        <w:t>: Commandos</w:t>
-      </w:r>
-      <w:r>
-        <w:t>:</w:t>
-      </w:r>
-      <w:r>
-        <w:t xml:space="preserve"> Behind Enemy Lines</w:t>
-      </w:r>
-      <w:r>
-        <w:t xml:space="preserve">: </w:t>
-      </w:r>
-      <w:r>
-        <w:t>Missions</w:t>
-      </w:r>
-      <w:r>
-        <w:t xml:space="preserve">: </w:t>
-      </w:r>
-      <w:r>
-        <w:t>Before Dawn</w:t>
+        <w:t>Commandos: Behind Enemy Lines - PC - Documentation 33 -&gt; Fandom: Commandos: Behind Enemy Lines: Missions: Before Dawn</w:t>
       </w:r>
       <w:r>
         <w:t>]</w:t>
@@ -5773,12 +6514,51 @@
           <w:b/>
           <w:bCs/>
         </w:rPr>
+        <w:t xml:space="preserve">Source </w:t>
+      </w:r>
+      <w:r>
+        <w:rPr>
+          <w:b/>
+          <w:bCs/>
+        </w:rPr>
+        <w:t>Platform</w:t>
+      </w:r>
+      <w:r>
+        <w:t xml:space="preserve">: </w:t>
+      </w:r>
+      <w:r>
+        <w:t>Fandom (</w:t>
+      </w:r>
+      <w:hyperlink r:id="rId41" w:history="1">
+        <w:r>
+          <w:rPr>
+            <w:rStyle w:val="Hyperlink"/>
+          </w:rPr>
+          <w:t>https://www.fandom.com</w:t>
+        </w:r>
+      </w:hyperlink>
+      <w:r>
+        <w:t>)</w:t>
+      </w:r>
+    </w:p>
+    <w:p>
+      <w:pPr>
+        <w:ind w:left="720"/>
+      </w:pPr>
+      <w:r>
+        <w:t xml:space="preserve">* </w:t>
+      </w:r>
+      <w:r>
+        <w:rPr>
+          <w:b/>
+          <w:bCs/>
+        </w:rPr>
         <w:t>Download Source</w:t>
       </w:r>
       <w:r>
         <w:t xml:space="preserve">: </w:t>
       </w:r>
-      <w:hyperlink r:id="rId40" w:history="1">
+      <w:hyperlink r:id="rId42" w:history="1">
         <w:r>
           <w:rPr>
             <w:rStyle w:val="Hyperlink"/>
@@ -5792,9 +6572,11 @@
       <w:r>
         <w:t xml:space="preserve">            </w:t>
       </w:r>
-      <w:r>
-        <w:br/>
-      </w:r>
+    </w:p>
+    <w:p>
+      <w:pPr>
+        <w:ind w:left="720"/>
+      </w:pPr>
       <w:r>
         <w:t xml:space="preserve">* </w:t>
       </w:r>
@@ -5806,13 +6588,17 @@
         <w:t>Download Server / Mirror</w:t>
       </w:r>
       <w:r>
-        <w:t>: commandos.fandom.com</w:t>
-      </w:r>
-      <w:r>
-        <w:br/>
-      </w:r>
-      <w:r>
-        <w:lastRenderedPageBreak/>
+        <w:t xml:space="preserve">: </w:t>
+      </w:r>
+      <w:r>
+        <w:t>https://www.fandom.com [Fandom Main Web Server]</w:t>
+      </w:r>
+    </w:p>
+    <w:p>
+      <w:pPr>
+        <w:ind w:left="720"/>
+      </w:pPr>
+      <w:r>
         <w:t xml:space="preserve">* </w:t>
       </w:r>
       <w:r>
@@ -5823,7 +6609,10 @@
         <w:t>Download Method</w:t>
       </w:r>
       <w:r>
-        <w:t xml:space="preserve">: - </w:t>
+        <w:t xml:space="preserve">: </w:t>
+      </w:r>
+      <w:r>
+        <w:t xml:space="preserve">Browser Extension: </w:t>
       </w:r>
       <w:proofErr w:type="spellStart"/>
       <w:r>
@@ -5831,31 +6620,15 @@
       </w:r>
       <w:proofErr w:type="spellEnd"/>
       <w:r>
-        <w:t xml:space="preserve"> </w:t>
-      </w:r>
-      <w:r>
-        <w:t>extension </w:t>
-      </w:r>
-      <w:r>
-        <w:t>-&gt; get html file</w:t>
-      </w:r>
-      <w:r>
-        <w:br/>
-        <w:t xml:space="preserve"> - </w:t>
-      </w:r>
-      <w:hyperlink r:id="rId41" w:history="1">
-        <w:r>
-          <w:rPr>
-            <w:rStyle w:val="Hyperlink"/>
-          </w:rPr>
-          <w:t>https://www.sejda.com/html-to-pdf</w:t>
-        </w:r>
-      </w:hyperlink>
-      <w:r>
-        <w:t xml:space="preserve"> -&gt; </w:t>
-      </w:r>
-      <w:r>
-        <w:t>convert html to pdf</w:t>
+        <w:t xml:space="preserve"> (https://chromewebstore.google.com/detail/singlefile/mpiodijhokgodhhofbcjdecpffjipkle) [Used to save the full webpage as a single HTML file] → Web Tool: </w:t>
+      </w:r>
+      <w:proofErr w:type="spellStart"/>
+      <w:r>
+        <w:t>Sejda</w:t>
+      </w:r>
+      <w:proofErr w:type="spellEnd"/>
+      <w:r>
+        <w:t xml:space="preserve"> – HTML to PDF (https://www.sejda.com/html-to-pdf) [Used to convert the saved HTML file into a PDF document] </w:t>
       </w:r>
     </w:p>
     <w:p>
@@ -5930,10 +6703,36 @@
         <w:t xml:space="preserve">: </w:t>
       </w:r>
       <w:r>
-        <w:t xml:space="preserve">KINGSTON Games (F:)/Games/.. </w:t>
-      </w:r>
-      <w:r>
-        <w:br/>
+        <w:t>KINGSTON Games (F:)/Games/..</w:t>
+      </w:r>
+      <w:r>
+        <w:t xml:space="preserve"> | </w:t>
+      </w:r>
+      <w:proofErr w:type="spellStart"/>
+      <w:r>
+        <w:t>StorageType</w:t>
+      </w:r>
+      <w:proofErr w:type="spellEnd"/>
+      <w:r>
+        <w:t xml:space="preserve">: Cloud -&gt; Platform: GitHub -&gt; Account: gamekingdomelbaf1 -&gt; Repository: </w:t>
+      </w:r>
+      <w:proofErr w:type="spellStart"/>
+      <w:r>
+        <w:t>KingdomheartsGame</w:t>
+      </w:r>
+      <w:proofErr w:type="spellEnd"/>
+      <w:r>
+        <w:t xml:space="preserve"> -&gt; Path: Games/PC/Strategy/Commandos Behind Enemy Lines (2.51 GB)/</w:t>
+      </w:r>
+      <w:r>
+        <w:t>..</w:t>
+      </w:r>
+    </w:p>
+    <w:p>
+      <w:pPr>
+        <w:ind w:left="720"/>
+      </w:pPr>
+      <w:r>
         <w:t xml:space="preserve">* </w:t>
       </w:r>
       <w:r>
@@ -6014,28 +6813,7 @@
         <w:t>] [</w:t>
       </w:r>
       <w:r>
-        <w:t>Fandom</w:t>
-      </w:r>
-      <w:r>
-        <w:t>: Commandos</w:t>
-      </w:r>
-      <w:r>
-        <w:t>:</w:t>
-      </w:r>
-      <w:r>
-        <w:t xml:space="preserve"> Behind Enemy Lines</w:t>
-      </w:r>
-      <w:r>
-        <w:t xml:space="preserve">: </w:t>
-      </w:r>
-      <w:r>
-        <w:t>Missions</w:t>
-      </w:r>
-      <w:r>
-        <w:t xml:space="preserve">: </w:t>
-      </w:r>
-      <w:r>
-        <w:t>The Force of Circumstance</w:t>
+        <w:t>Commandos: Behind Enemy Lines - PC - Documentation 34 -&gt; Fandom: Commandos: Behind Enemy Lines: Missions: The Force of Circumstance</w:t>
       </w:r>
       <w:r>
         <w:t>]</w:t>
@@ -6085,6 +6863,46 @@
         <w:ind w:left="720"/>
       </w:pPr>
       <w:r>
+        <w:lastRenderedPageBreak/>
+        <w:t xml:space="preserve">* </w:t>
+      </w:r>
+      <w:r>
+        <w:rPr>
+          <w:b/>
+          <w:bCs/>
+        </w:rPr>
+        <w:t xml:space="preserve">Source </w:t>
+      </w:r>
+      <w:r>
+        <w:rPr>
+          <w:b/>
+          <w:bCs/>
+        </w:rPr>
+        <w:t>Platform</w:t>
+      </w:r>
+      <w:r>
+        <w:t xml:space="preserve">: </w:t>
+      </w:r>
+      <w:r>
+        <w:t>Fandom (</w:t>
+      </w:r>
+      <w:hyperlink r:id="rId43" w:history="1">
+        <w:r>
+          <w:rPr>
+            <w:rStyle w:val="Hyperlink"/>
+          </w:rPr>
+          <w:t>https://www.fandom.com</w:t>
+        </w:r>
+      </w:hyperlink>
+      <w:r>
+        <w:t>)</w:t>
+      </w:r>
+    </w:p>
+    <w:p>
+      <w:pPr>
+        <w:ind w:left="720"/>
+      </w:pPr>
+      <w:r>
         <w:t xml:space="preserve">* </w:t>
       </w:r>
       <w:r>
@@ -6097,7 +6915,7 @@
       <w:r>
         <w:t xml:space="preserve">: </w:t>
       </w:r>
-      <w:hyperlink r:id="rId42" w:history="1">
+      <w:hyperlink r:id="rId44" w:history="1">
         <w:r>
           <w:rPr>
             <w:rStyle w:val="Hyperlink"/>
@@ -6105,15 +6923,11 @@
           <w:t>https://commandos.fandom.com/wiki/The_Force_of_Circumstance</w:t>
         </w:r>
       </w:hyperlink>
-      <w:r>
-        <w:t xml:space="preserve"> </w:t>
-      </w:r>
-      <w:r>
-        <w:t xml:space="preserve">       </w:t>
-      </w:r>
-      <w:r>
-        <w:br/>
-      </w:r>
+    </w:p>
+    <w:p>
+      <w:pPr>
+        <w:ind w:left="720"/>
+      </w:pPr>
       <w:r>
         <w:t xml:space="preserve">* </w:t>
       </w:r>
@@ -6125,13 +6939,17 @@
         <w:t>Download Server / Mirror</w:t>
       </w:r>
       <w:r>
-        <w:t>: commandos.fandom.com</w:t>
-      </w:r>
-      <w:r>
-        <w:t xml:space="preserve">      </w:t>
-      </w:r>
-      <w:r>
-        <w:br/>
+        <w:t xml:space="preserve">: </w:t>
+      </w:r>
+      <w:r>
+        <w:t>https://www.fandom.com [Fandom Main Web Server]</w:t>
+      </w:r>
+    </w:p>
+    <w:p>
+      <w:pPr>
+        <w:ind w:left="720"/>
+      </w:pPr>
+      <w:r>
         <w:t xml:space="preserve">* </w:t>
       </w:r>
       <w:r>
@@ -6142,7 +6960,10 @@
         <w:t>Download Method</w:t>
       </w:r>
       <w:r>
-        <w:t xml:space="preserve">: - </w:t>
+        <w:t xml:space="preserve">: </w:t>
+      </w:r>
+      <w:r>
+        <w:t xml:space="preserve">Browser Extension: </w:t>
       </w:r>
       <w:proofErr w:type="spellStart"/>
       <w:r>
@@ -6150,31 +6971,15 @@
       </w:r>
       <w:proofErr w:type="spellEnd"/>
       <w:r>
-        <w:t xml:space="preserve"> </w:t>
-      </w:r>
-      <w:r>
-        <w:t>extension </w:t>
-      </w:r>
-      <w:r>
-        <w:t>-&gt; get html file</w:t>
-      </w:r>
-      <w:r>
-        <w:br/>
-        <w:t xml:space="preserve"> - </w:t>
-      </w:r>
-      <w:hyperlink r:id="rId43" w:history="1">
-        <w:r>
-          <w:rPr>
-            <w:rStyle w:val="Hyperlink"/>
-          </w:rPr>
-          <w:t>https://www.sejda.com/html-to-pdf</w:t>
-        </w:r>
-      </w:hyperlink>
-      <w:r>
-        <w:t xml:space="preserve"> -&gt; </w:t>
-      </w:r>
-      <w:r>
-        <w:t>convert html to pdf</w:t>
+        <w:t xml:space="preserve"> (https://chromewebstore.google.com/detail/singlefile/mpiodijhokgodhhofbcjdecpffjipkle) [Used to save the full webpage as a single HTML file] → Web Tool: </w:t>
+      </w:r>
+      <w:proofErr w:type="spellStart"/>
+      <w:r>
+        <w:t>Sejda</w:t>
+      </w:r>
+      <w:proofErr w:type="spellEnd"/>
+      <w:r>
+        <w:t xml:space="preserve"> – HTML to PDF (https://www.sejda.com/html-to-pdf) [Used to convert the saved HTML file into a PDF document] </w:t>
       </w:r>
     </w:p>
     <w:p>
@@ -6249,10 +7054,36 @@
         <w:t xml:space="preserve">: </w:t>
       </w:r>
       <w:r>
-        <w:t xml:space="preserve">KINGSTON Games (F:)/Games/.. </w:t>
-      </w:r>
-      <w:r>
-        <w:br/>
+        <w:t>KINGSTON Games (F:)/Games/..</w:t>
+      </w:r>
+      <w:r>
+        <w:t xml:space="preserve"> | </w:t>
+      </w:r>
+      <w:proofErr w:type="spellStart"/>
+      <w:r>
+        <w:t>StorageType</w:t>
+      </w:r>
+      <w:proofErr w:type="spellEnd"/>
+      <w:r>
+        <w:t xml:space="preserve">: Cloud -&gt; Platform: GitHub -&gt; Account: gamekingdomelbaf1 -&gt; Repository: </w:t>
+      </w:r>
+      <w:proofErr w:type="spellStart"/>
+      <w:r>
+        <w:t>KingdomheartsGame</w:t>
+      </w:r>
+      <w:proofErr w:type="spellEnd"/>
+      <w:r>
+        <w:t xml:space="preserve"> -&gt; Path: Games/PC/Strategy/Commandos Behind Enemy Lines (2.51 GB)/</w:t>
+      </w:r>
+      <w:r>
+        <w:t>..</w:t>
+      </w:r>
+    </w:p>
+    <w:p>
+      <w:pPr>
+        <w:ind w:left="720"/>
+      </w:pPr>
+      <w:r>
         <w:t xml:space="preserve">* </w:t>
       </w:r>
       <w:r>
@@ -6265,6 +7096,16 @@
       <w:r>
         <w:t>:</w:t>
       </w:r>
+    </w:p>
+    <w:p>
+      <w:pPr>
+        <w:ind w:left="720"/>
+      </w:pPr>
+    </w:p>
+    <w:p>
+      <w:pPr>
+        <w:ind w:left="720"/>
+      </w:pPr>
     </w:p>
     <w:p>
       <w:pPr>
@@ -6328,28 +7169,7 @@
         <w:t>] [</w:t>
       </w:r>
       <w:r>
-        <w:t>Fandom</w:t>
-      </w:r>
-      <w:r>
-        <w:t>: Commandos</w:t>
-      </w:r>
-      <w:r>
-        <w:t>:</w:t>
-      </w:r>
-      <w:r>
-        <w:t xml:space="preserve"> Behind Enemy Lines</w:t>
-      </w:r>
-      <w:r>
-        <w:t xml:space="preserve">: </w:t>
-      </w:r>
-      <w:r>
-        <w:t>Missions</w:t>
-      </w:r>
-      <w:r>
-        <w:t xml:space="preserve">: </w:t>
-      </w:r>
-      <w:r>
-        <w:t>Frustrate Retaliation</w:t>
+        <w:t>Commandos: Behind Enemy Lines - PC - Documentation 35 -&gt; Fandom: Commandos: Behind Enemy Lines: Missions: Frustrate Retaliation</w:t>
       </w:r>
       <w:r>
         <w:t>]</w:t>
@@ -6399,7 +7219,45 @@
         <w:ind w:left="720"/>
       </w:pPr>
       <w:r>
-        <w:lastRenderedPageBreak/>
+        <w:t xml:space="preserve">* </w:t>
+      </w:r>
+      <w:r>
+        <w:rPr>
+          <w:b/>
+          <w:bCs/>
+        </w:rPr>
+        <w:t xml:space="preserve">Source </w:t>
+      </w:r>
+      <w:r>
+        <w:rPr>
+          <w:b/>
+          <w:bCs/>
+        </w:rPr>
+        <w:t>Platform</w:t>
+      </w:r>
+      <w:r>
+        <w:t xml:space="preserve">: </w:t>
+      </w:r>
+      <w:r>
+        <w:t>Fandom (</w:t>
+      </w:r>
+      <w:hyperlink r:id="rId45" w:history="1">
+        <w:r>
+          <w:rPr>
+            <w:rStyle w:val="Hyperlink"/>
+          </w:rPr>
+          <w:t>https://www.fandom.com</w:t>
+        </w:r>
+      </w:hyperlink>
+      <w:r>
+        <w:t>)</w:t>
+      </w:r>
+    </w:p>
+    <w:p>
+      <w:pPr>
+        <w:ind w:left="720"/>
+      </w:pPr>
+      <w:r>
         <w:t xml:space="preserve">* </w:t>
       </w:r>
       <w:r>
@@ -6412,7 +7270,7 @@
       <w:r>
         <w:t xml:space="preserve">: </w:t>
       </w:r>
-      <w:hyperlink r:id="rId44" w:history="1">
+      <w:hyperlink r:id="rId46" w:history="1">
         <w:r>
           <w:rPr>
             <w:rStyle w:val="Hyperlink"/>
@@ -6424,11 +7282,13 @@
         <w:t xml:space="preserve"> </w:t>
       </w:r>
       <w:r>
-        <w:t xml:space="preserve">            </w:t>
-      </w:r>
-      <w:r>
-        <w:br/>
-      </w:r>
+        <w:t xml:space="preserve">          </w:t>
+      </w:r>
+    </w:p>
+    <w:p>
+      <w:pPr>
+        <w:ind w:left="720"/>
+      </w:pPr>
       <w:r>
         <w:t xml:space="preserve">* </w:t>
       </w:r>
@@ -6440,13 +7300,17 @@
         <w:t>Download Server / Mirror</w:t>
       </w:r>
       <w:r>
-        <w:t>: commandos.fandom.com</w:t>
-      </w:r>
-      <w:r>
-        <w:t xml:space="preserve"> </w:t>
-      </w:r>
-      <w:r>
-        <w:br/>
+        <w:t xml:space="preserve">: </w:t>
+      </w:r>
+      <w:r>
+        <w:t>https://www.fandom.com [Fandom Main Web Server]</w:t>
+      </w:r>
+    </w:p>
+    <w:p>
+      <w:pPr>
+        <w:ind w:left="720"/>
+      </w:pPr>
+      <w:r>
         <w:t xml:space="preserve">* </w:t>
       </w:r>
       <w:r>
@@ -6457,7 +7321,10 @@
         <w:t>Download Method</w:t>
       </w:r>
       <w:r>
-        <w:t xml:space="preserve">: - </w:t>
+        <w:t xml:space="preserve">: </w:t>
+      </w:r>
+      <w:r>
+        <w:t xml:space="preserve">Browser Extension: </w:t>
       </w:r>
       <w:proofErr w:type="spellStart"/>
       <w:r>
@@ -6465,31 +7332,19 @@
       </w:r>
       <w:proofErr w:type="spellEnd"/>
       <w:r>
-        <w:t xml:space="preserve"> </w:t>
-      </w:r>
-      <w:r>
-        <w:t>extension </w:t>
-      </w:r>
-      <w:r>
-        <w:t>-&gt; get html file</w:t>
-      </w:r>
-      <w:r>
-        <w:br/>
-        <w:t xml:space="preserve"> - </w:t>
-      </w:r>
-      <w:hyperlink r:id="rId45" w:history="1">
-        <w:r>
-          <w:rPr>
-            <w:rStyle w:val="Hyperlink"/>
-          </w:rPr>
-          <w:t>https://www.sejda.com/html-to-pdf</w:t>
-        </w:r>
-      </w:hyperlink>
-      <w:r>
-        <w:t xml:space="preserve"> -&gt; </w:t>
-      </w:r>
-      <w:r>
-        <w:t>convert html to pdf</w:t>
+        <w:t xml:space="preserve"> (https://chromewebstore.google.com/detail/singlefile/mpiodijhokgodhhofbcjdecpffjipkle) [Used to save the full webpage as a single HTML file] → Web Tool: </w:t>
+      </w:r>
+      <w:proofErr w:type="spellStart"/>
+      <w:r>
+        <w:t>Sejda</w:t>
+      </w:r>
+      <w:proofErr w:type="spellEnd"/>
+      <w:r>
+        <w:t xml:space="preserve"> – HTML to </w:t>
+      </w:r>
+      <w:r>
+        <w:lastRenderedPageBreak/>
+        <w:t xml:space="preserve">PDF (https://www.sejda.com/html-to-pdf) [Used to convert the saved HTML file into a PDF document] </w:t>
       </w:r>
     </w:p>
     <w:p>
@@ -6564,10 +7419,36 @@
         <w:t xml:space="preserve">: </w:t>
       </w:r>
       <w:r>
-        <w:t xml:space="preserve">KINGSTON Games (F:)/Games/.. </w:t>
-      </w:r>
-      <w:r>
-        <w:br/>
+        <w:t>KINGSTON Games (F:)/Games/..</w:t>
+      </w:r>
+      <w:r>
+        <w:t xml:space="preserve"> | </w:t>
+      </w:r>
+      <w:proofErr w:type="spellStart"/>
+      <w:r>
+        <w:t>StorageType</w:t>
+      </w:r>
+      <w:proofErr w:type="spellEnd"/>
+      <w:r>
+        <w:t xml:space="preserve">: Cloud -&gt; Platform: GitHub -&gt; Account: gamekingdomelbaf1 -&gt; Repository: </w:t>
+      </w:r>
+      <w:proofErr w:type="spellStart"/>
+      <w:r>
+        <w:t>KingdomheartsGame</w:t>
+      </w:r>
+      <w:proofErr w:type="spellEnd"/>
+      <w:r>
+        <w:t xml:space="preserve"> -&gt; Path: Games/PC/Strategy/Commandos Behind Enemy Lines (2.51 GB)/</w:t>
+      </w:r>
+      <w:r>
+        <w:t>..</w:t>
+      </w:r>
+    </w:p>
+    <w:p>
+      <w:pPr>
+        <w:ind w:left="720"/>
+      </w:pPr>
+      <w:r>
         <w:t xml:space="preserve">* </w:t>
       </w:r>
       <w:r>
@@ -6648,28 +7529,7 @@
         <w:t>] [</w:t>
       </w:r>
       <w:r>
-        <w:t>Fandom</w:t>
-      </w:r>
-      <w:r>
-        <w:t>: Commandos</w:t>
-      </w:r>
-      <w:r>
-        <w:t>:</w:t>
-      </w:r>
-      <w:r>
-        <w:t xml:space="preserve"> Behind Enemy Lines</w:t>
-      </w:r>
-      <w:r>
-        <w:t xml:space="preserve">: </w:t>
-      </w:r>
-      <w:r>
-        <w:t>Missions</w:t>
-      </w:r>
-      <w:r>
-        <w:t xml:space="preserve">: </w:t>
-      </w:r>
-      <w:r>
-        <w:t>Operation Valhalla</w:t>
+        <w:t>Commandos: Behind Enemy Lines - PC - Documentation 36 -&gt; Fandom: Commandos: Behind Enemy Lines: Missions: Operation Valhalla</w:t>
       </w:r>
       <w:r>
         <w:t>]</w:t>
@@ -6726,12 +7586,51 @@
           <w:b/>
           <w:bCs/>
         </w:rPr>
+        <w:t xml:space="preserve">Source </w:t>
+      </w:r>
+      <w:r>
+        <w:rPr>
+          <w:b/>
+          <w:bCs/>
+        </w:rPr>
+        <w:t>Platform</w:t>
+      </w:r>
+      <w:r>
+        <w:t xml:space="preserve">: </w:t>
+      </w:r>
+      <w:r>
+        <w:t>Fandom (</w:t>
+      </w:r>
+      <w:hyperlink r:id="rId47" w:history="1">
+        <w:r>
+          <w:rPr>
+            <w:rStyle w:val="Hyperlink"/>
+          </w:rPr>
+          <w:t>https://www.fandom.com</w:t>
+        </w:r>
+      </w:hyperlink>
+      <w:r>
+        <w:t>)</w:t>
+      </w:r>
+    </w:p>
+    <w:p>
+      <w:pPr>
+        <w:ind w:left="720"/>
+      </w:pPr>
+      <w:r>
+        <w:t xml:space="preserve">* </w:t>
+      </w:r>
+      <w:r>
+        <w:rPr>
+          <w:b/>
+          <w:bCs/>
+        </w:rPr>
         <w:t>Download Source</w:t>
       </w:r>
       <w:r>
         <w:t xml:space="preserve">: </w:t>
       </w:r>
-      <w:hyperlink r:id="rId46" w:history="1">
+      <w:hyperlink r:id="rId48" w:history="1">
         <w:r>
           <w:rPr>
             <w:rStyle w:val="Hyperlink"/>
@@ -6745,9 +7644,11 @@
       <w:r>
         <w:t xml:space="preserve">     </w:t>
       </w:r>
-      <w:r>
-        <w:br/>
-      </w:r>
+    </w:p>
+    <w:p>
+      <w:pPr>
+        <w:ind w:left="720"/>
+      </w:pPr>
       <w:r>
         <w:t xml:space="preserve">* </w:t>
       </w:r>
@@ -6759,13 +7660,17 @@
         <w:t>Download Server / Mirror</w:t>
       </w:r>
       <w:r>
-        <w:t>: commandos.fandom.com</w:t>
-      </w:r>
-      <w:r>
-        <w:t xml:space="preserve">         </w:t>
-      </w:r>
-      <w:r>
-        <w:br/>
+        <w:t xml:space="preserve">: </w:t>
+      </w:r>
+      <w:r>
+        <w:t>https://www.fandom.com [Fandom Main Web Server]</w:t>
+      </w:r>
+    </w:p>
+    <w:p>
+      <w:pPr>
+        <w:ind w:left="720"/>
+      </w:pPr>
+      <w:r>
         <w:t xml:space="preserve">* </w:t>
       </w:r>
       <w:r>
@@ -6776,7 +7681,10 @@
         <w:t>Download Method</w:t>
       </w:r>
       <w:r>
-        <w:t xml:space="preserve">: - </w:t>
+        <w:t xml:space="preserve">: </w:t>
+      </w:r>
+      <w:r>
+        <w:t xml:space="preserve">Browser Extension: </w:t>
       </w:r>
       <w:proofErr w:type="spellStart"/>
       <w:r>
@@ -6784,31 +7692,15 @@
       </w:r>
       <w:proofErr w:type="spellEnd"/>
       <w:r>
-        <w:t xml:space="preserve"> </w:t>
-      </w:r>
-      <w:r>
-        <w:t>extension </w:t>
-      </w:r>
-      <w:r>
-        <w:t>-&gt; get html file</w:t>
-      </w:r>
-      <w:r>
-        <w:br/>
-        <w:t xml:space="preserve"> - </w:t>
-      </w:r>
-      <w:hyperlink r:id="rId47" w:history="1">
-        <w:r>
-          <w:rPr>
-            <w:rStyle w:val="Hyperlink"/>
-          </w:rPr>
-          <w:t>https://www.sejda.com/html-to-pdf</w:t>
-        </w:r>
-      </w:hyperlink>
-      <w:r>
-        <w:t xml:space="preserve"> -&gt; </w:t>
-      </w:r>
-      <w:r>
-        <w:t>convert html to pdf</w:t>
+        <w:t xml:space="preserve"> (https://chromewebstore.google.com/detail/singlefile/mpiodijhokgodhhofbcjdecpffjipkle) [Used to save the full webpage as a single HTML file] → Web Tool: </w:t>
+      </w:r>
+      <w:proofErr w:type="spellStart"/>
+      <w:r>
+        <w:t>Sejda</w:t>
+      </w:r>
+      <w:proofErr w:type="spellEnd"/>
+      <w:r>
+        <w:t xml:space="preserve"> – HTML to PDF (https://www.sejda.com/html-to-pdf) [Used to convert the saved HTML file into a PDF document] </w:t>
       </w:r>
     </w:p>
     <w:p>
@@ -6870,6 +7762,7 @@
         <w:ind w:left="720"/>
       </w:pPr>
       <w:r>
+        <w:lastRenderedPageBreak/>
         <w:t xml:space="preserve">* </w:t>
       </w:r>
       <w:r>
@@ -6883,10 +7776,36 @@
         <w:t xml:space="preserve">: </w:t>
       </w:r>
       <w:r>
-        <w:t xml:space="preserve">KINGSTON Games (F:)/Games/.. </w:t>
-      </w:r>
-      <w:r>
-        <w:br/>
+        <w:t>KINGSTON Games (F:)/Games/..</w:t>
+      </w:r>
+      <w:r>
+        <w:t xml:space="preserve"> | </w:t>
+      </w:r>
+      <w:proofErr w:type="spellStart"/>
+      <w:r>
+        <w:t>StorageType</w:t>
+      </w:r>
+      <w:proofErr w:type="spellEnd"/>
+      <w:r>
+        <w:t xml:space="preserve">: Cloud -&gt; Platform: GitHub -&gt; Account: gamekingdomelbaf1 -&gt; Repository: </w:t>
+      </w:r>
+      <w:proofErr w:type="spellStart"/>
+      <w:r>
+        <w:t>KingdomheartsGame</w:t>
+      </w:r>
+      <w:proofErr w:type="spellEnd"/>
+      <w:r>
+        <w:t xml:space="preserve"> -&gt; Path: Games/PC/Strategy/Commandos Behind Enemy Lines (2.51 GB)/</w:t>
+      </w:r>
+      <w:r>
+        <w:t>..</w:t>
+      </w:r>
+    </w:p>
+    <w:p>
+      <w:pPr>
+        <w:ind w:left="720"/>
+      </w:pPr>
+      <w:r>
         <w:t xml:space="preserve">* </w:t>
       </w:r>
       <w:r>
@@ -7408,7 +8327,7 @@
   <w:style w:type="paragraph" w:default="1" w:styleId="Normal">
     <w:name w:val="Normal"/>
     <w:qFormat/>
-    <w:rsid w:val="00B54E8D"/>
+    <w:rsid w:val="0053039D"/>
   </w:style>
   <w:style w:type="paragraph" w:styleId="Heading1">
     <w:name w:val="heading 1"/>
